--- a/Taylor/Vue/Taylor Pentz.docx
+++ b/Taylor/Vue/Taylor Pentz.docx
@@ -10,8 +10,9 @@
         <w:jc w:val="center"/>
         <w:rPr>
           <w:rFonts w:ascii="Times New Roman" w:eastAsia="Times New Roman" w:hAnsi="Times New Roman" w:cs="Times New Roman"/>
-          <w:sz w:val="24"/>
-          <w:szCs w:val="24"/>
+          <w:sz w:val="28"/>
+          <w:szCs w:val="24"/>
+          <w:u w:val="single"/>
         </w:rPr>
       </w:pPr>
       <w:r>
@@ -94,37 +95,33 @@
           <w:sz w:val="24"/>
           <w:szCs w:val="24"/>
         </w:rPr>
-        <w:t xml:space="preserve"> | 1601 Larkin, H</w:t>
-      </w:r>
-      <w:r>
-        <w:rPr>
-          <w:rFonts w:ascii="Times New Roman" w:eastAsia="Times New Roman" w:hAnsi="Times New Roman" w:cs="Times New Roman"/>
-          <w:sz w:val="24"/>
-          <w:szCs w:val="24"/>
-        </w:rPr>
-        <w:t>igh Point, NC | +1 8042860439</w:t>
-      </w:r>
-    </w:p>
-    <w:p>
-      <w:pPr>
-        <w:shd w:val="clear" w:color="auto" w:fill="DBE5F1" w:themeFill="accent1" w:themeFillTint="33"/>
-        <w:spacing w:after="0" w:line="240" w:lineRule="auto"/>
-        <w:contextualSpacing/>
-        <w:jc w:val="center"/>
-        <w:rPr>
-          <w:rFonts w:ascii="Times New Roman" w:eastAsia="Times New Roman" w:hAnsi="Times New Roman" w:cs="Times New Roman"/>
-          <w:sz w:val="28"/>
-          <w:szCs w:val="24"/>
-          <w:u w:val="single"/>
-        </w:rPr>
-      </w:pPr>
+        <w:t xml:space="preserve"> | 1601 Larkin, High Point, NC | </w:t>
+      </w:r>
+      <w:r>
+        <w:rPr>
+          <w:rFonts w:ascii="Times New Roman" w:eastAsia="Times New Roman" w:hAnsi="Times New Roman" w:cs="Times New Roman"/>
+          <w:sz w:val="24"/>
+          <w:szCs w:val="24"/>
+        </w:rPr>
+        <w:t>+1 (980) 981-4522</w:t>
+      </w:r>
+      <w:r>
+        <w:rPr>
+          <w:rFonts w:ascii="Times New Roman" w:eastAsia="Times New Roman" w:hAnsi="Times New Roman" w:cs="Times New Roman"/>
+          <w:sz w:val="24"/>
+          <w:szCs w:val="24"/>
+        </w:rPr>
+        <w:t xml:space="preserve"> </w:t>
+      </w:r>
       <w:r>
         <w:rPr>
           <w:rFonts w:ascii="Times New Roman" w:hAnsi="Times New Roman" w:cs="Times New Roman"/>
           <w:sz w:val="24"/>
         </w:rPr>
-        <w:t>https://www.linkedin.com/in/taylor-pentz-698a98381/</w:t>
-      </w:r>
+        <w:t>https://www.linkedin.com/in/taylor-pentz-10a92a3aa</w:t>
+      </w:r>
+      <w:bookmarkStart w:id="0" w:name="_GoBack"/>
+      <w:bookmarkEnd w:id="0"/>
     </w:p>
     <w:p>
       <w:pPr>
@@ -262,7 +259,6 @@
           <w:szCs w:val="27"/>
         </w:rPr>
       </w:pPr>
-      <w:proofErr w:type="spellStart"/>
       <w:r>
         <w:rPr>
           <w:rFonts w:ascii="Impact" w:eastAsia="Times New Roman" w:hAnsi="Impact" w:cs="Times New Roman"/>
@@ -272,10 +268,435 @@
           <w:sz w:val="27"/>
           <w:szCs w:val="27"/>
         </w:rPr>
-        <w:t>Technical</w:t>
+        <w:t>Technical Skills</w:t>
+      </w:r>
+    </w:p>
+    <w:p>
+      <w:pPr>
+        <w:pStyle w:val="ListParagraph"/>
+        <w:numPr>
+          <w:ilvl w:val="0"/>
+          <w:numId w:val="16"/>
+        </w:numPr>
+        <w:spacing w:before="100" w:beforeAutospacing="1" w:after="100" w:afterAutospacing="1" w:line="240" w:lineRule="auto"/>
+        <w:rPr>
+          <w:rFonts w:ascii="Times New Roman" w:eastAsia="Times New Roman" w:hAnsi="Times New Roman" w:cs="Times New Roman"/>
+          <w:sz w:val="24"/>
+          <w:szCs w:val="24"/>
+        </w:rPr>
+      </w:pPr>
+      <w:r>
+        <w:rPr>
+          <w:rFonts w:ascii="Times New Roman" w:eastAsia="Times New Roman" w:hAnsi="Times New Roman" w:cs="Times New Roman"/>
+          <w:b/>
+          <w:bCs/>
+          <w:sz w:val="24"/>
+          <w:szCs w:val="24"/>
+        </w:rPr>
+        <w:t>Frontend:</w:t>
+      </w:r>
+      <w:r>
+        <w:rPr>
+          <w:rFonts w:ascii="Times New Roman" w:eastAsia="Times New Roman" w:hAnsi="Times New Roman" w:cs="Times New Roman"/>
+          <w:sz w:val="24"/>
+          <w:szCs w:val="24"/>
+        </w:rPr>
+        <w:t xml:space="preserve"> Vue.js (</w:t>
+      </w:r>
+      <w:proofErr w:type="spellStart"/>
+      <w:r>
+        <w:rPr>
+          <w:rFonts w:ascii="Times New Roman" w:eastAsia="Times New Roman" w:hAnsi="Times New Roman" w:cs="Times New Roman"/>
+          <w:sz w:val="24"/>
+          <w:szCs w:val="24"/>
+        </w:rPr>
+        <w:t>Vue</w:t>
       </w:r>
       <w:proofErr w:type="spellEnd"/>
       <w:r>
+        <w:rPr>
+          <w:rFonts w:ascii="Times New Roman" w:eastAsia="Times New Roman" w:hAnsi="Times New Roman" w:cs="Times New Roman"/>
+          <w:sz w:val="24"/>
+          <w:szCs w:val="24"/>
+        </w:rPr>
+        <w:t xml:space="preserve"> 2/3, </w:t>
+      </w:r>
+      <w:proofErr w:type="spellStart"/>
+      <w:r>
+        <w:rPr>
+          <w:rFonts w:ascii="Times New Roman" w:eastAsia="Times New Roman" w:hAnsi="Times New Roman" w:cs="Times New Roman"/>
+          <w:sz w:val="24"/>
+          <w:szCs w:val="24"/>
+        </w:rPr>
+        <w:t>Vuex</w:t>
+      </w:r>
+      <w:proofErr w:type="spellEnd"/>
+      <w:r>
+        <w:rPr>
+          <w:rFonts w:ascii="Times New Roman" w:eastAsia="Times New Roman" w:hAnsi="Times New Roman" w:cs="Times New Roman"/>
+          <w:sz w:val="24"/>
+          <w:szCs w:val="24"/>
+        </w:rPr>
+        <w:t xml:space="preserve">, </w:t>
+      </w:r>
+      <w:proofErr w:type="spellStart"/>
+      <w:r>
+        <w:rPr>
+          <w:rFonts w:ascii="Times New Roman" w:eastAsia="Times New Roman" w:hAnsi="Times New Roman" w:cs="Times New Roman"/>
+          <w:sz w:val="24"/>
+          <w:szCs w:val="24"/>
+        </w:rPr>
+        <w:t>Pinia</w:t>
+      </w:r>
+      <w:proofErr w:type="spellEnd"/>
+      <w:r>
+        <w:rPr>
+          <w:rFonts w:ascii="Times New Roman" w:eastAsia="Times New Roman" w:hAnsi="Times New Roman" w:cs="Times New Roman"/>
+          <w:sz w:val="24"/>
+          <w:szCs w:val="24"/>
+        </w:rPr>
+        <w:t xml:space="preserve">), JavaScript (ES6+), </w:t>
+      </w:r>
+      <w:proofErr w:type="spellStart"/>
+      <w:r>
+        <w:rPr>
+          <w:rFonts w:ascii="Times New Roman" w:eastAsia="Times New Roman" w:hAnsi="Times New Roman" w:cs="Times New Roman"/>
+          <w:sz w:val="24"/>
+          <w:szCs w:val="24"/>
+        </w:rPr>
+        <w:t>TypeScript</w:t>
+      </w:r>
+      <w:proofErr w:type="spellEnd"/>
+      <w:r>
+        <w:rPr>
+          <w:rFonts w:ascii="Times New Roman" w:eastAsia="Times New Roman" w:hAnsi="Times New Roman" w:cs="Times New Roman"/>
+          <w:sz w:val="24"/>
+          <w:szCs w:val="24"/>
+        </w:rPr>
+        <w:t>, HTML5, CSS3, SCSS, Tailwind</w:t>
+      </w:r>
+    </w:p>
+    <w:p>
+      <w:pPr>
+        <w:pStyle w:val="ListParagraph"/>
+        <w:numPr>
+          <w:ilvl w:val="0"/>
+          <w:numId w:val="16"/>
+        </w:numPr>
+        <w:spacing w:before="100" w:beforeAutospacing="1" w:after="100" w:afterAutospacing="1" w:line="240" w:lineRule="auto"/>
+        <w:rPr>
+          <w:rFonts w:ascii="Times New Roman" w:eastAsia="Times New Roman" w:hAnsi="Times New Roman" w:cs="Times New Roman"/>
+          <w:sz w:val="24"/>
+          <w:szCs w:val="24"/>
+        </w:rPr>
+      </w:pPr>
+      <w:r>
+        <w:rPr>
+          <w:rFonts w:ascii="Times New Roman" w:eastAsia="Times New Roman" w:hAnsi="Times New Roman" w:cs="Times New Roman"/>
+          <w:b/>
+          <w:bCs/>
+          <w:sz w:val="24"/>
+          <w:szCs w:val="24"/>
+        </w:rPr>
+        <w:t>Cloud &amp; Infra:</w:t>
+      </w:r>
+      <w:r>
+        <w:rPr>
+          <w:rFonts w:ascii="Times New Roman" w:eastAsia="Times New Roman" w:hAnsi="Times New Roman" w:cs="Times New Roman"/>
+          <w:sz w:val="24"/>
+          <w:szCs w:val="24"/>
+        </w:rPr>
+        <w:t xml:space="preserve"> AWS (Lambda, S3, </w:t>
+      </w:r>
+      <w:proofErr w:type="spellStart"/>
+      <w:r>
+        <w:rPr>
+          <w:rFonts w:ascii="Times New Roman" w:eastAsia="Times New Roman" w:hAnsi="Times New Roman" w:cs="Times New Roman"/>
+          <w:sz w:val="24"/>
+          <w:szCs w:val="24"/>
+        </w:rPr>
+        <w:t>CloudFront</w:t>
+      </w:r>
+      <w:proofErr w:type="spellEnd"/>
+      <w:r>
+        <w:rPr>
+          <w:rFonts w:ascii="Times New Roman" w:eastAsia="Times New Roman" w:hAnsi="Times New Roman" w:cs="Times New Roman"/>
+          <w:sz w:val="24"/>
+          <w:szCs w:val="24"/>
+        </w:rPr>
+        <w:t>), GCP (</w:t>
+      </w:r>
+      <w:proofErr w:type="spellStart"/>
+      <w:r>
+        <w:rPr>
+          <w:rFonts w:ascii="Times New Roman" w:eastAsia="Times New Roman" w:hAnsi="Times New Roman" w:cs="Times New Roman"/>
+          <w:sz w:val="24"/>
+          <w:szCs w:val="24"/>
+        </w:rPr>
+        <w:t>Firestore</w:t>
+      </w:r>
+      <w:proofErr w:type="spellEnd"/>
+      <w:r>
+        <w:rPr>
+          <w:rFonts w:ascii="Times New Roman" w:eastAsia="Times New Roman" w:hAnsi="Times New Roman" w:cs="Times New Roman"/>
+          <w:sz w:val="24"/>
+          <w:szCs w:val="24"/>
+        </w:rPr>
+        <w:t xml:space="preserve">, </w:t>
+      </w:r>
+      <w:proofErr w:type="spellStart"/>
+      <w:r>
+        <w:rPr>
+          <w:rFonts w:ascii="Times New Roman" w:eastAsia="Times New Roman" w:hAnsi="Times New Roman" w:cs="Times New Roman"/>
+          <w:sz w:val="24"/>
+          <w:szCs w:val="24"/>
+        </w:rPr>
+        <w:t>BigQuery</w:t>
+      </w:r>
+      <w:proofErr w:type="spellEnd"/>
+      <w:r>
+        <w:rPr>
+          <w:rFonts w:ascii="Times New Roman" w:eastAsia="Times New Roman" w:hAnsi="Times New Roman" w:cs="Times New Roman"/>
+          <w:sz w:val="24"/>
+          <w:szCs w:val="24"/>
+        </w:rPr>
+        <w:t xml:space="preserve">), </w:t>
+      </w:r>
+      <w:proofErr w:type="spellStart"/>
+      <w:r>
+        <w:rPr>
+          <w:rFonts w:ascii="Times New Roman" w:eastAsia="Times New Roman" w:hAnsi="Times New Roman" w:cs="Times New Roman"/>
+          <w:sz w:val="24"/>
+          <w:szCs w:val="24"/>
+        </w:rPr>
+        <w:t>Docker</w:t>
+      </w:r>
+      <w:proofErr w:type="spellEnd"/>
+      <w:r>
+        <w:rPr>
+          <w:rFonts w:ascii="Times New Roman" w:eastAsia="Times New Roman" w:hAnsi="Times New Roman" w:cs="Times New Roman"/>
+          <w:sz w:val="24"/>
+          <w:szCs w:val="24"/>
+        </w:rPr>
+        <w:t>, CI/CD pipelines</w:t>
+      </w:r>
+    </w:p>
+    <w:p>
+      <w:pPr>
+        <w:pStyle w:val="ListParagraph"/>
+        <w:numPr>
+          <w:ilvl w:val="0"/>
+          <w:numId w:val="16"/>
+        </w:numPr>
+        <w:spacing w:before="100" w:beforeAutospacing="1" w:after="100" w:afterAutospacing="1" w:line="240" w:lineRule="auto"/>
+        <w:rPr>
+          <w:rFonts w:ascii="Times New Roman" w:eastAsia="Times New Roman" w:hAnsi="Times New Roman" w:cs="Times New Roman"/>
+          <w:sz w:val="24"/>
+          <w:szCs w:val="24"/>
+        </w:rPr>
+      </w:pPr>
+      <w:r>
+        <w:rPr>
+          <w:rFonts w:ascii="Times New Roman" w:eastAsia="Times New Roman" w:hAnsi="Times New Roman" w:cs="Times New Roman"/>
+          <w:b/>
+          <w:bCs/>
+          <w:sz w:val="24"/>
+          <w:szCs w:val="24"/>
+        </w:rPr>
+        <w:t>Data:</w:t>
+      </w:r>
+      <w:r>
+        <w:rPr>
+          <w:rFonts w:ascii="Times New Roman" w:eastAsia="Times New Roman" w:hAnsi="Times New Roman" w:cs="Times New Roman"/>
+          <w:sz w:val="24"/>
+          <w:szCs w:val="24"/>
+        </w:rPr>
+        <w:t xml:space="preserve"> SQL (</w:t>
+      </w:r>
+      <w:proofErr w:type="spellStart"/>
+      <w:r>
+        <w:rPr>
+          <w:rFonts w:ascii="Times New Roman" w:eastAsia="Times New Roman" w:hAnsi="Times New Roman" w:cs="Times New Roman"/>
+          <w:sz w:val="24"/>
+          <w:szCs w:val="24"/>
+        </w:rPr>
+        <w:t>PostgreSQL</w:t>
+      </w:r>
+      <w:proofErr w:type="spellEnd"/>
+      <w:r>
+        <w:rPr>
+          <w:rFonts w:ascii="Times New Roman" w:eastAsia="Times New Roman" w:hAnsi="Times New Roman" w:cs="Times New Roman"/>
+          <w:sz w:val="24"/>
+          <w:szCs w:val="24"/>
+        </w:rPr>
+        <w:t xml:space="preserve">, MySQL), </w:t>
+      </w:r>
+      <w:proofErr w:type="spellStart"/>
+      <w:r>
+        <w:rPr>
+          <w:rFonts w:ascii="Times New Roman" w:eastAsia="Times New Roman" w:hAnsi="Times New Roman" w:cs="Times New Roman"/>
+          <w:sz w:val="24"/>
+          <w:szCs w:val="24"/>
+        </w:rPr>
+        <w:t>NoSQL</w:t>
+      </w:r>
+      <w:proofErr w:type="spellEnd"/>
+      <w:r>
+        <w:rPr>
+          <w:rFonts w:ascii="Times New Roman" w:eastAsia="Times New Roman" w:hAnsi="Times New Roman" w:cs="Times New Roman"/>
+          <w:sz w:val="24"/>
+          <w:szCs w:val="24"/>
+        </w:rPr>
+        <w:t xml:space="preserve"> (</w:t>
+      </w:r>
+      <w:proofErr w:type="spellStart"/>
+      <w:r>
+        <w:rPr>
+          <w:rFonts w:ascii="Times New Roman" w:eastAsia="Times New Roman" w:hAnsi="Times New Roman" w:cs="Times New Roman"/>
+          <w:sz w:val="24"/>
+          <w:szCs w:val="24"/>
+        </w:rPr>
+        <w:t>MongoDB</w:t>
+      </w:r>
+      <w:proofErr w:type="spellEnd"/>
+      <w:r>
+        <w:rPr>
+          <w:rFonts w:ascii="Times New Roman" w:eastAsia="Times New Roman" w:hAnsi="Times New Roman" w:cs="Times New Roman"/>
+          <w:sz w:val="24"/>
+          <w:szCs w:val="24"/>
+        </w:rPr>
+        <w:t xml:space="preserve">, </w:t>
+      </w:r>
+      <w:proofErr w:type="spellStart"/>
+      <w:r>
+        <w:rPr>
+          <w:rFonts w:ascii="Times New Roman" w:eastAsia="Times New Roman" w:hAnsi="Times New Roman" w:cs="Times New Roman"/>
+          <w:sz w:val="24"/>
+          <w:szCs w:val="24"/>
+        </w:rPr>
+        <w:t>Firestore</w:t>
+      </w:r>
+      <w:proofErr w:type="spellEnd"/>
+      <w:r>
+        <w:rPr>
+          <w:rFonts w:ascii="Times New Roman" w:eastAsia="Times New Roman" w:hAnsi="Times New Roman" w:cs="Times New Roman"/>
+          <w:sz w:val="24"/>
+          <w:szCs w:val="24"/>
+        </w:rPr>
+        <w:t xml:space="preserve">, </w:t>
+      </w:r>
+      <w:proofErr w:type="spellStart"/>
+      <w:r>
+        <w:rPr>
+          <w:rFonts w:ascii="Times New Roman" w:eastAsia="Times New Roman" w:hAnsi="Times New Roman" w:cs="Times New Roman"/>
+          <w:sz w:val="24"/>
+          <w:szCs w:val="24"/>
+        </w:rPr>
+        <w:t>Redis</w:t>
+      </w:r>
+      <w:proofErr w:type="spellEnd"/>
+      <w:r>
+        <w:rPr>
+          <w:rFonts w:ascii="Times New Roman" w:eastAsia="Times New Roman" w:hAnsi="Times New Roman" w:cs="Times New Roman"/>
+          <w:sz w:val="24"/>
+          <w:szCs w:val="24"/>
+        </w:rPr>
+        <w:t>)</w:t>
+      </w:r>
+    </w:p>
+    <w:p>
+      <w:pPr>
+        <w:pStyle w:val="ListParagraph"/>
+        <w:numPr>
+          <w:ilvl w:val="0"/>
+          <w:numId w:val="16"/>
+        </w:numPr>
+        <w:spacing w:before="100" w:beforeAutospacing="1" w:after="100" w:afterAutospacing="1" w:line="240" w:lineRule="auto"/>
+        <w:rPr>
+          <w:rFonts w:ascii="Times New Roman" w:eastAsia="Times New Roman" w:hAnsi="Times New Roman" w:cs="Times New Roman"/>
+          <w:sz w:val="24"/>
+          <w:szCs w:val="24"/>
+        </w:rPr>
+      </w:pPr>
+      <w:r>
+        <w:rPr>
+          <w:rFonts w:ascii="Times New Roman" w:eastAsia="Times New Roman" w:hAnsi="Times New Roman" w:cs="Times New Roman"/>
+          <w:b/>
+          <w:bCs/>
+          <w:sz w:val="24"/>
+          <w:szCs w:val="24"/>
+        </w:rPr>
+        <w:t>Tools &amp; Workflow:</w:t>
+      </w:r>
+      <w:r>
+        <w:rPr>
+          <w:rFonts w:ascii="Times New Roman" w:eastAsia="Times New Roman" w:hAnsi="Times New Roman" w:cs="Times New Roman"/>
+          <w:sz w:val="24"/>
+          <w:szCs w:val="24"/>
+        </w:rPr>
+        <w:t xml:space="preserve"> </w:t>
+      </w:r>
+      <w:proofErr w:type="spellStart"/>
+      <w:r>
+        <w:rPr>
+          <w:rFonts w:ascii="Times New Roman" w:eastAsia="Times New Roman" w:hAnsi="Times New Roman" w:cs="Times New Roman"/>
+          <w:sz w:val="24"/>
+          <w:szCs w:val="24"/>
+        </w:rPr>
+        <w:t>Git</w:t>
+      </w:r>
+      <w:proofErr w:type="spellEnd"/>
+      <w:r>
+        <w:rPr>
+          <w:rFonts w:ascii="Times New Roman" w:eastAsia="Times New Roman" w:hAnsi="Times New Roman" w:cs="Times New Roman"/>
+          <w:sz w:val="24"/>
+          <w:szCs w:val="24"/>
+        </w:rPr>
+        <w:t xml:space="preserve">, </w:t>
+      </w:r>
+      <w:proofErr w:type="spellStart"/>
+      <w:r>
+        <w:rPr>
+          <w:rFonts w:ascii="Times New Roman" w:eastAsia="Times New Roman" w:hAnsi="Times New Roman" w:cs="Times New Roman"/>
+          <w:sz w:val="24"/>
+          <w:szCs w:val="24"/>
+        </w:rPr>
+        <w:t>Jira</w:t>
+      </w:r>
+      <w:proofErr w:type="spellEnd"/>
+      <w:r>
+        <w:rPr>
+          <w:rFonts w:ascii="Times New Roman" w:eastAsia="Times New Roman" w:hAnsi="Times New Roman" w:cs="Times New Roman"/>
+          <w:sz w:val="24"/>
+          <w:szCs w:val="24"/>
+        </w:rPr>
+        <w:t xml:space="preserve">, Agile/Scrum, REST, </w:t>
+      </w:r>
+      <w:proofErr w:type="spellStart"/>
+      <w:r>
+        <w:rPr>
+          <w:rFonts w:ascii="Times New Roman" w:eastAsia="Times New Roman" w:hAnsi="Times New Roman" w:cs="Times New Roman"/>
+          <w:sz w:val="24"/>
+          <w:szCs w:val="24"/>
+        </w:rPr>
+        <w:t>GraphQL</w:t>
+      </w:r>
+      <w:proofErr w:type="spellEnd"/>
+      <w:r>
+        <w:rPr>
+          <w:rFonts w:ascii="Times New Roman" w:eastAsia="Times New Roman" w:hAnsi="Times New Roman" w:cs="Times New Roman"/>
+          <w:sz w:val="24"/>
+          <w:szCs w:val="24"/>
+        </w:rPr>
+        <w:t>, Cypress, Jest</w:t>
+      </w:r>
+    </w:p>
+    <w:p>
+      <w:pPr>
+        <w:shd w:val="clear" w:color="auto" w:fill="DBE5F1" w:themeFill="accent1" w:themeFillTint="33"/>
+        <w:spacing w:before="100" w:beforeAutospacing="1" w:after="100" w:afterAutospacing="1" w:line="240" w:lineRule="auto"/>
+        <w:jc w:val="both"/>
+        <w:outlineLvl w:val="2"/>
         <w:rPr>
           <w:rFonts w:ascii="Impact" w:eastAsia="Times New Roman" w:hAnsi="Impact" w:cs="Times New Roman"/>
           <w:b/>
@@ -284,435 +705,8 @@
           <w:sz w:val="27"/>
           <w:szCs w:val="27"/>
         </w:rPr>
-        <w:t xml:space="preserve"> Skills</w:t>
-      </w:r>
-    </w:p>
-    <w:p>
-      <w:pPr>
-        <w:pStyle w:val="ListParagraph"/>
-        <w:numPr>
-          <w:ilvl w:val="0"/>
-          <w:numId w:val="16"/>
-        </w:numPr>
-        <w:spacing w:before="100" w:beforeAutospacing="1" w:after="100" w:afterAutospacing="1" w:line="240" w:lineRule="auto"/>
-        <w:rPr>
-          <w:rFonts w:ascii="Times New Roman" w:eastAsia="Times New Roman" w:hAnsi="Times New Roman" w:cs="Times New Roman"/>
-          <w:sz w:val="24"/>
-          <w:szCs w:val="24"/>
-        </w:rPr>
-      </w:pPr>
-      <w:r>
-        <w:rPr>
-          <w:rFonts w:ascii="Times New Roman" w:eastAsia="Times New Roman" w:hAnsi="Times New Roman" w:cs="Times New Roman"/>
-          <w:b/>
-          <w:bCs/>
-          <w:sz w:val="24"/>
-          <w:szCs w:val="24"/>
-        </w:rPr>
-        <w:t>Frontend:</w:t>
-      </w:r>
-      <w:r>
-        <w:rPr>
-          <w:rFonts w:ascii="Times New Roman" w:eastAsia="Times New Roman" w:hAnsi="Times New Roman" w:cs="Times New Roman"/>
-          <w:sz w:val="24"/>
-          <w:szCs w:val="24"/>
-        </w:rPr>
-        <w:t xml:space="preserve"> Vue.js (</w:t>
-      </w:r>
-      <w:proofErr w:type="spellStart"/>
-      <w:r>
-        <w:rPr>
-          <w:rFonts w:ascii="Times New Roman" w:eastAsia="Times New Roman" w:hAnsi="Times New Roman" w:cs="Times New Roman"/>
-          <w:sz w:val="24"/>
-          <w:szCs w:val="24"/>
-        </w:rPr>
-        <w:t>Vue</w:t>
-      </w:r>
-      <w:proofErr w:type="spellEnd"/>
-      <w:r>
-        <w:rPr>
-          <w:rFonts w:ascii="Times New Roman" w:eastAsia="Times New Roman" w:hAnsi="Times New Roman" w:cs="Times New Roman"/>
-          <w:sz w:val="24"/>
-          <w:szCs w:val="24"/>
-        </w:rPr>
-        <w:t xml:space="preserve"> 2/3, </w:t>
-      </w:r>
-      <w:proofErr w:type="spellStart"/>
-      <w:r>
-        <w:rPr>
-          <w:rFonts w:ascii="Times New Roman" w:eastAsia="Times New Roman" w:hAnsi="Times New Roman" w:cs="Times New Roman"/>
-          <w:sz w:val="24"/>
-          <w:szCs w:val="24"/>
-        </w:rPr>
-        <w:t>Vuex</w:t>
-      </w:r>
-      <w:proofErr w:type="spellEnd"/>
-      <w:r>
-        <w:rPr>
-          <w:rFonts w:ascii="Times New Roman" w:eastAsia="Times New Roman" w:hAnsi="Times New Roman" w:cs="Times New Roman"/>
-          <w:sz w:val="24"/>
-          <w:szCs w:val="24"/>
-        </w:rPr>
-        <w:t xml:space="preserve">, </w:t>
-      </w:r>
-      <w:proofErr w:type="spellStart"/>
-      <w:r>
-        <w:rPr>
-          <w:rFonts w:ascii="Times New Roman" w:eastAsia="Times New Roman" w:hAnsi="Times New Roman" w:cs="Times New Roman"/>
-          <w:sz w:val="24"/>
-          <w:szCs w:val="24"/>
-        </w:rPr>
-        <w:t>Pinia</w:t>
-      </w:r>
-      <w:proofErr w:type="spellEnd"/>
-      <w:r>
-        <w:rPr>
-          <w:rFonts w:ascii="Times New Roman" w:eastAsia="Times New Roman" w:hAnsi="Times New Roman" w:cs="Times New Roman"/>
-          <w:sz w:val="24"/>
-          <w:szCs w:val="24"/>
-        </w:rPr>
-        <w:t xml:space="preserve">), JavaScript (ES6+), </w:t>
-      </w:r>
-      <w:proofErr w:type="spellStart"/>
-      <w:r>
-        <w:rPr>
-          <w:rFonts w:ascii="Times New Roman" w:eastAsia="Times New Roman" w:hAnsi="Times New Roman" w:cs="Times New Roman"/>
-          <w:sz w:val="24"/>
-          <w:szCs w:val="24"/>
-        </w:rPr>
-        <w:t>TypeScript</w:t>
-      </w:r>
-      <w:proofErr w:type="spellEnd"/>
-      <w:r>
-        <w:rPr>
-          <w:rFonts w:ascii="Times New Roman" w:eastAsia="Times New Roman" w:hAnsi="Times New Roman" w:cs="Times New Roman"/>
-          <w:sz w:val="24"/>
-          <w:szCs w:val="24"/>
-        </w:rPr>
-        <w:t>, HTML5, CSS3, SCSS, Tailwind</w:t>
-      </w:r>
-    </w:p>
-    <w:p>
-      <w:pPr>
-        <w:pStyle w:val="ListParagraph"/>
-        <w:numPr>
-          <w:ilvl w:val="0"/>
-          <w:numId w:val="16"/>
-        </w:numPr>
-        <w:spacing w:before="100" w:beforeAutospacing="1" w:after="100" w:afterAutospacing="1" w:line="240" w:lineRule="auto"/>
-        <w:rPr>
-          <w:rFonts w:ascii="Times New Roman" w:eastAsia="Times New Roman" w:hAnsi="Times New Roman" w:cs="Times New Roman"/>
-          <w:sz w:val="24"/>
-          <w:szCs w:val="24"/>
-        </w:rPr>
-      </w:pPr>
-      <w:r>
-        <w:rPr>
-          <w:rFonts w:ascii="Times New Roman" w:eastAsia="Times New Roman" w:hAnsi="Times New Roman" w:cs="Times New Roman"/>
-          <w:b/>
-          <w:bCs/>
-          <w:sz w:val="24"/>
-          <w:szCs w:val="24"/>
-        </w:rPr>
-        <w:t>Cloud &amp; Infra:</w:t>
-      </w:r>
-      <w:r>
-        <w:rPr>
-          <w:rFonts w:ascii="Times New Roman" w:eastAsia="Times New Roman" w:hAnsi="Times New Roman" w:cs="Times New Roman"/>
-          <w:sz w:val="24"/>
-          <w:szCs w:val="24"/>
-        </w:rPr>
-        <w:t xml:space="preserve"> AWS (Lambda, S3, </w:t>
-      </w:r>
-      <w:proofErr w:type="spellStart"/>
-      <w:r>
-        <w:rPr>
-          <w:rFonts w:ascii="Times New Roman" w:eastAsia="Times New Roman" w:hAnsi="Times New Roman" w:cs="Times New Roman"/>
-          <w:sz w:val="24"/>
-          <w:szCs w:val="24"/>
-        </w:rPr>
-        <w:t>CloudFront</w:t>
-      </w:r>
-      <w:proofErr w:type="spellEnd"/>
-      <w:r>
-        <w:rPr>
-          <w:rFonts w:ascii="Times New Roman" w:eastAsia="Times New Roman" w:hAnsi="Times New Roman" w:cs="Times New Roman"/>
-          <w:sz w:val="24"/>
-          <w:szCs w:val="24"/>
-        </w:rPr>
-        <w:t>), GCP (</w:t>
-      </w:r>
-      <w:proofErr w:type="spellStart"/>
-      <w:r>
-        <w:rPr>
-          <w:rFonts w:ascii="Times New Roman" w:eastAsia="Times New Roman" w:hAnsi="Times New Roman" w:cs="Times New Roman"/>
-          <w:sz w:val="24"/>
-          <w:szCs w:val="24"/>
-        </w:rPr>
-        <w:t>Firestore</w:t>
-      </w:r>
-      <w:proofErr w:type="spellEnd"/>
-      <w:r>
-        <w:rPr>
-          <w:rFonts w:ascii="Times New Roman" w:eastAsia="Times New Roman" w:hAnsi="Times New Roman" w:cs="Times New Roman"/>
-          <w:sz w:val="24"/>
-          <w:szCs w:val="24"/>
-        </w:rPr>
-        <w:t xml:space="preserve">, </w:t>
-      </w:r>
-      <w:proofErr w:type="spellStart"/>
-      <w:r>
-        <w:rPr>
-          <w:rFonts w:ascii="Times New Roman" w:eastAsia="Times New Roman" w:hAnsi="Times New Roman" w:cs="Times New Roman"/>
-          <w:sz w:val="24"/>
-          <w:szCs w:val="24"/>
-        </w:rPr>
-        <w:t>BigQuery</w:t>
-      </w:r>
-      <w:proofErr w:type="spellEnd"/>
-      <w:r>
-        <w:rPr>
-          <w:rFonts w:ascii="Times New Roman" w:eastAsia="Times New Roman" w:hAnsi="Times New Roman" w:cs="Times New Roman"/>
-          <w:sz w:val="24"/>
-          <w:szCs w:val="24"/>
-        </w:rPr>
-        <w:t xml:space="preserve">), </w:t>
-      </w:r>
-      <w:proofErr w:type="spellStart"/>
-      <w:r>
-        <w:rPr>
-          <w:rFonts w:ascii="Times New Roman" w:eastAsia="Times New Roman" w:hAnsi="Times New Roman" w:cs="Times New Roman"/>
-          <w:sz w:val="24"/>
-          <w:szCs w:val="24"/>
-        </w:rPr>
-        <w:t>Docker</w:t>
-      </w:r>
-      <w:proofErr w:type="spellEnd"/>
-      <w:r>
-        <w:rPr>
-          <w:rFonts w:ascii="Times New Roman" w:eastAsia="Times New Roman" w:hAnsi="Times New Roman" w:cs="Times New Roman"/>
-          <w:sz w:val="24"/>
-          <w:szCs w:val="24"/>
-        </w:rPr>
-        <w:t>, CI/CD pipelines</w:t>
-      </w:r>
-    </w:p>
-    <w:p>
-      <w:pPr>
-        <w:pStyle w:val="ListParagraph"/>
-        <w:numPr>
-          <w:ilvl w:val="0"/>
-          <w:numId w:val="16"/>
-        </w:numPr>
-        <w:spacing w:before="100" w:beforeAutospacing="1" w:after="100" w:afterAutospacing="1" w:line="240" w:lineRule="auto"/>
-        <w:rPr>
-          <w:rFonts w:ascii="Times New Roman" w:eastAsia="Times New Roman" w:hAnsi="Times New Roman" w:cs="Times New Roman"/>
-          <w:sz w:val="24"/>
-          <w:szCs w:val="24"/>
-        </w:rPr>
-      </w:pPr>
-      <w:r>
-        <w:rPr>
-          <w:rFonts w:ascii="Times New Roman" w:eastAsia="Times New Roman" w:hAnsi="Times New Roman" w:cs="Times New Roman"/>
-          <w:b/>
-          <w:bCs/>
-          <w:sz w:val="24"/>
-          <w:szCs w:val="24"/>
-        </w:rPr>
-        <w:t>Data:</w:t>
-      </w:r>
-      <w:r>
-        <w:rPr>
-          <w:rFonts w:ascii="Times New Roman" w:eastAsia="Times New Roman" w:hAnsi="Times New Roman" w:cs="Times New Roman"/>
-          <w:sz w:val="24"/>
-          <w:szCs w:val="24"/>
-        </w:rPr>
-        <w:t xml:space="preserve"> SQL (</w:t>
-      </w:r>
-      <w:proofErr w:type="spellStart"/>
-      <w:r>
-        <w:rPr>
-          <w:rFonts w:ascii="Times New Roman" w:eastAsia="Times New Roman" w:hAnsi="Times New Roman" w:cs="Times New Roman"/>
-          <w:sz w:val="24"/>
-          <w:szCs w:val="24"/>
-        </w:rPr>
-        <w:t>PostgreSQL</w:t>
-      </w:r>
-      <w:proofErr w:type="spellEnd"/>
-      <w:r>
-        <w:rPr>
-          <w:rFonts w:ascii="Times New Roman" w:eastAsia="Times New Roman" w:hAnsi="Times New Roman" w:cs="Times New Roman"/>
-          <w:sz w:val="24"/>
-          <w:szCs w:val="24"/>
-        </w:rPr>
-        <w:t xml:space="preserve">, MySQL), </w:t>
-      </w:r>
-      <w:proofErr w:type="spellStart"/>
-      <w:r>
-        <w:rPr>
-          <w:rFonts w:ascii="Times New Roman" w:eastAsia="Times New Roman" w:hAnsi="Times New Roman" w:cs="Times New Roman"/>
-          <w:sz w:val="24"/>
-          <w:szCs w:val="24"/>
-        </w:rPr>
-        <w:t>NoSQL</w:t>
-      </w:r>
-      <w:proofErr w:type="spellEnd"/>
-      <w:r>
-        <w:rPr>
-          <w:rFonts w:ascii="Times New Roman" w:eastAsia="Times New Roman" w:hAnsi="Times New Roman" w:cs="Times New Roman"/>
-          <w:sz w:val="24"/>
-          <w:szCs w:val="24"/>
-        </w:rPr>
-        <w:t xml:space="preserve"> (</w:t>
-      </w:r>
-      <w:proofErr w:type="spellStart"/>
-      <w:r>
-        <w:rPr>
-          <w:rFonts w:ascii="Times New Roman" w:eastAsia="Times New Roman" w:hAnsi="Times New Roman" w:cs="Times New Roman"/>
-          <w:sz w:val="24"/>
-          <w:szCs w:val="24"/>
-        </w:rPr>
-        <w:t>MongoDB</w:t>
-      </w:r>
-      <w:proofErr w:type="spellEnd"/>
-      <w:r>
-        <w:rPr>
-          <w:rFonts w:ascii="Times New Roman" w:eastAsia="Times New Roman" w:hAnsi="Times New Roman" w:cs="Times New Roman"/>
-          <w:sz w:val="24"/>
-          <w:szCs w:val="24"/>
-        </w:rPr>
-        <w:t xml:space="preserve">, </w:t>
-      </w:r>
-      <w:proofErr w:type="spellStart"/>
-      <w:r>
-        <w:rPr>
-          <w:rFonts w:ascii="Times New Roman" w:eastAsia="Times New Roman" w:hAnsi="Times New Roman" w:cs="Times New Roman"/>
-          <w:sz w:val="24"/>
-          <w:szCs w:val="24"/>
-        </w:rPr>
-        <w:t>Firestore</w:t>
-      </w:r>
-      <w:proofErr w:type="spellEnd"/>
-      <w:r>
-        <w:rPr>
-          <w:rFonts w:ascii="Times New Roman" w:eastAsia="Times New Roman" w:hAnsi="Times New Roman" w:cs="Times New Roman"/>
-          <w:sz w:val="24"/>
-          <w:szCs w:val="24"/>
-        </w:rPr>
-        <w:t xml:space="preserve">, </w:t>
-      </w:r>
-      <w:proofErr w:type="spellStart"/>
-      <w:r>
-        <w:rPr>
-          <w:rFonts w:ascii="Times New Roman" w:eastAsia="Times New Roman" w:hAnsi="Times New Roman" w:cs="Times New Roman"/>
-          <w:sz w:val="24"/>
-          <w:szCs w:val="24"/>
-        </w:rPr>
-        <w:t>Redis</w:t>
-      </w:r>
-      <w:proofErr w:type="spellEnd"/>
-      <w:r>
-        <w:rPr>
-          <w:rFonts w:ascii="Times New Roman" w:eastAsia="Times New Roman" w:hAnsi="Times New Roman" w:cs="Times New Roman"/>
-          <w:sz w:val="24"/>
-          <w:szCs w:val="24"/>
-        </w:rPr>
-        <w:t>)</w:t>
-      </w:r>
-    </w:p>
-    <w:p>
-      <w:pPr>
-        <w:pStyle w:val="ListParagraph"/>
-        <w:numPr>
-          <w:ilvl w:val="0"/>
-          <w:numId w:val="16"/>
-        </w:numPr>
-        <w:spacing w:before="100" w:beforeAutospacing="1" w:after="100" w:afterAutospacing="1" w:line="240" w:lineRule="auto"/>
-        <w:rPr>
-          <w:rFonts w:ascii="Times New Roman" w:eastAsia="Times New Roman" w:hAnsi="Times New Roman" w:cs="Times New Roman"/>
-          <w:sz w:val="24"/>
-          <w:szCs w:val="24"/>
-        </w:rPr>
-      </w:pPr>
-      <w:r>
-        <w:rPr>
-          <w:rFonts w:ascii="Times New Roman" w:eastAsia="Times New Roman" w:hAnsi="Times New Roman" w:cs="Times New Roman"/>
-          <w:b/>
-          <w:bCs/>
-          <w:sz w:val="24"/>
-          <w:szCs w:val="24"/>
-        </w:rPr>
-        <w:t>Tools &amp; Workflow:</w:t>
-      </w:r>
-      <w:r>
-        <w:rPr>
-          <w:rFonts w:ascii="Times New Roman" w:eastAsia="Times New Roman" w:hAnsi="Times New Roman" w:cs="Times New Roman"/>
-          <w:sz w:val="24"/>
-          <w:szCs w:val="24"/>
-        </w:rPr>
-        <w:t xml:space="preserve"> </w:t>
-      </w:r>
-      <w:proofErr w:type="spellStart"/>
-      <w:r>
-        <w:rPr>
-          <w:rFonts w:ascii="Times New Roman" w:eastAsia="Times New Roman" w:hAnsi="Times New Roman" w:cs="Times New Roman"/>
-          <w:sz w:val="24"/>
-          <w:szCs w:val="24"/>
-        </w:rPr>
-        <w:t>Git</w:t>
-      </w:r>
-      <w:proofErr w:type="spellEnd"/>
-      <w:r>
-        <w:rPr>
-          <w:rFonts w:ascii="Times New Roman" w:eastAsia="Times New Roman" w:hAnsi="Times New Roman" w:cs="Times New Roman"/>
-          <w:sz w:val="24"/>
-          <w:szCs w:val="24"/>
-        </w:rPr>
-        <w:t xml:space="preserve">, </w:t>
-      </w:r>
-      <w:proofErr w:type="spellStart"/>
-      <w:r>
-        <w:rPr>
-          <w:rFonts w:ascii="Times New Roman" w:eastAsia="Times New Roman" w:hAnsi="Times New Roman" w:cs="Times New Roman"/>
-          <w:sz w:val="24"/>
-          <w:szCs w:val="24"/>
-        </w:rPr>
-        <w:t>Jira</w:t>
-      </w:r>
-      <w:proofErr w:type="spellEnd"/>
-      <w:r>
-        <w:rPr>
-          <w:rFonts w:ascii="Times New Roman" w:eastAsia="Times New Roman" w:hAnsi="Times New Roman" w:cs="Times New Roman"/>
-          <w:sz w:val="24"/>
-          <w:szCs w:val="24"/>
-        </w:rPr>
-        <w:t xml:space="preserve">, Agile/Scrum, REST, </w:t>
-      </w:r>
-      <w:proofErr w:type="spellStart"/>
-      <w:r>
-        <w:rPr>
-          <w:rFonts w:ascii="Times New Roman" w:eastAsia="Times New Roman" w:hAnsi="Times New Roman" w:cs="Times New Roman"/>
-          <w:sz w:val="24"/>
-          <w:szCs w:val="24"/>
-        </w:rPr>
-        <w:t>GraphQL</w:t>
-      </w:r>
-      <w:proofErr w:type="spellEnd"/>
-      <w:r>
-        <w:rPr>
-          <w:rFonts w:ascii="Times New Roman" w:eastAsia="Times New Roman" w:hAnsi="Times New Roman" w:cs="Times New Roman"/>
-          <w:sz w:val="24"/>
-          <w:szCs w:val="24"/>
-        </w:rPr>
-        <w:t>, Cypress, Jest</w:t>
-      </w:r>
-    </w:p>
-    <w:p>
-      <w:pPr>
-        <w:shd w:val="clear" w:color="auto" w:fill="DBE5F1" w:themeFill="accent1" w:themeFillTint="33"/>
-        <w:spacing w:before="100" w:beforeAutospacing="1" w:after="100" w:afterAutospacing="1" w:line="240" w:lineRule="auto"/>
-        <w:jc w:val="both"/>
-        <w:outlineLvl w:val="2"/>
+      </w:pPr>
+      <w:r>
         <w:rPr>
           <w:rFonts w:ascii="Impact" w:eastAsia="Times New Roman" w:hAnsi="Impact" w:cs="Times New Roman"/>
           <w:b/>
@@ -721,8 +715,1366 @@
           <w:sz w:val="27"/>
           <w:szCs w:val="27"/>
         </w:rPr>
-      </w:pPr>
-      <w:r>
+        <w:t>Professional Experience</w:t>
+      </w:r>
+    </w:p>
+    <w:p>
+      <w:pPr>
+        <w:spacing w:before="100" w:beforeAutospacing="1" w:after="100" w:afterAutospacing="1" w:line="240" w:lineRule="auto"/>
+        <w:jc w:val="both"/>
+        <w:outlineLvl w:val="3"/>
+        <w:rPr>
+          <w:rFonts w:ascii="Arial Black" w:eastAsia="Times New Roman" w:hAnsi="Arial Black" w:cs="Times New Roman"/>
+          <w:b/>
+          <w:bCs/>
+          <w:sz w:val="24"/>
+          <w:szCs w:val="24"/>
+        </w:rPr>
+      </w:pPr>
+      <w:proofErr w:type="spellStart"/>
+      <w:r>
+        <w:rPr>
+          <w:rFonts w:ascii="Arial Black" w:eastAsia="Times New Roman" w:hAnsi="Arial Black" w:cs="Times New Roman"/>
+          <w:b/>
+          <w:bCs/>
+          <w:sz w:val="24"/>
+          <w:szCs w:val="24"/>
+        </w:rPr>
+        <w:t>SumatoSoft</w:t>
+      </w:r>
+      <w:proofErr w:type="spellEnd"/>
+    </w:p>
+    <w:p>
+      <w:pPr>
+        <w:spacing w:after="0" w:line="240" w:lineRule="auto"/>
+        <w:jc w:val="both"/>
+        <w:rPr>
+          <w:rFonts w:ascii="Times New Roman" w:eastAsia="Times New Roman" w:hAnsi="Times New Roman" w:cs="Times New Roman"/>
+          <w:i/>
+          <w:iCs/>
+          <w:sz w:val="24"/>
+          <w:szCs w:val="24"/>
+        </w:rPr>
+      </w:pPr>
+      <w:r>
+        <w:rPr>
+          <w:rFonts w:ascii="Times New Roman" w:eastAsia="Times New Roman" w:hAnsi="Times New Roman" w:cs="Times New Roman"/>
+          <w:i/>
+          <w:iCs/>
+          <w:sz w:val="24"/>
+          <w:szCs w:val="24"/>
+        </w:rPr>
+        <w:t>Senior Software Engineer</w:t>
+      </w:r>
+    </w:p>
+    <w:p>
+      <w:pPr>
+        <w:spacing w:after="0" w:line="240" w:lineRule="auto"/>
+        <w:jc w:val="both"/>
+        <w:rPr>
+          <w:rFonts w:ascii="Times New Roman" w:eastAsia="Times New Roman" w:hAnsi="Times New Roman" w:cs="Times New Roman"/>
+          <w:sz w:val="24"/>
+          <w:szCs w:val="24"/>
+        </w:rPr>
+      </w:pPr>
+      <w:r>
+        <w:rPr>
+          <w:rFonts w:ascii="Times New Roman" w:eastAsia="Times New Roman" w:hAnsi="Times New Roman" w:cs="Times New Roman"/>
+          <w:i/>
+          <w:iCs/>
+          <w:sz w:val="24"/>
+          <w:szCs w:val="24"/>
+        </w:rPr>
+        <w:t>Boston, MA (Remote) | Apr 2023 – Mar 2025</w:t>
+      </w:r>
+    </w:p>
+    <w:p>
+      <w:pPr>
+        <w:pStyle w:val="ListParagraph"/>
+        <w:numPr>
+          <w:ilvl w:val="0"/>
+          <w:numId w:val="18"/>
+        </w:numPr>
+        <w:spacing w:before="100" w:beforeAutospacing="1" w:after="100" w:afterAutospacing="1" w:line="240" w:lineRule="auto"/>
+        <w:rPr>
+          <w:rFonts w:ascii="Times New Roman" w:eastAsia="Times New Roman" w:hAnsi="Times New Roman" w:cs="Times New Roman"/>
+          <w:sz w:val="24"/>
+          <w:szCs w:val="24"/>
+        </w:rPr>
+      </w:pPr>
+      <w:r>
+        <w:rPr>
+          <w:rFonts w:ascii="Times New Roman" w:eastAsia="Times New Roman" w:hAnsi="Times New Roman" w:cs="Times New Roman"/>
+          <w:sz w:val="24"/>
+          <w:szCs w:val="24"/>
+        </w:rPr>
+        <w:t xml:space="preserve">Led </w:t>
+      </w:r>
+      <w:proofErr w:type="spellStart"/>
+      <w:r>
+        <w:rPr>
+          <w:rFonts w:ascii="Times New Roman" w:eastAsia="Times New Roman" w:hAnsi="Times New Roman" w:cs="Times New Roman"/>
+          <w:sz w:val="24"/>
+          <w:szCs w:val="24"/>
+        </w:rPr>
+        <w:t>Vue</w:t>
+      </w:r>
+      <w:proofErr w:type="spellEnd"/>
+      <w:r>
+        <w:rPr>
+          <w:rFonts w:ascii="Times New Roman" w:eastAsia="Times New Roman" w:hAnsi="Times New Roman" w:cs="Times New Roman"/>
+          <w:sz w:val="24"/>
+          <w:szCs w:val="24"/>
+        </w:rPr>
+        <w:t xml:space="preserve"> 3 SPA development integrating complex state management with </w:t>
+      </w:r>
+      <w:proofErr w:type="spellStart"/>
+      <w:r>
+        <w:rPr>
+          <w:rFonts w:ascii="Times New Roman" w:eastAsia="Times New Roman" w:hAnsi="Times New Roman" w:cs="Times New Roman"/>
+          <w:sz w:val="24"/>
+          <w:szCs w:val="24"/>
+        </w:rPr>
+        <w:t>Pinia</w:t>
+      </w:r>
+      <w:proofErr w:type="spellEnd"/>
+      <w:r>
+        <w:rPr>
+          <w:rFonts w:ascii="Times New Roman" w:eastAsia="Times New Roman" w:hAnsi="Times New Roman" w:cs="Times New Roman"/>
+          <w:sz w:val="24"/>
+          <w:szCs w:val="24"/>
+        </w:rPr>
+        <w:t xml:space="preserve"> and </w:t>
+      </w:r>
+      <w:proofErr w:type="spellStart"/>
+      <w:r>
+        <w:rPr>
+          <w:rFonts w:ascii="Times New Roman" w:eastAsia="Times New Roman" w:hAnsi="Times New Roman" w:cs="Times New Roman"/>
+          <w:sz w:val="24"/>
+          <w:szCs w:val="24"/>
+        </w:rPr>
+        <w:t>Vuex</w:t>
+      </w:r>
+      <w:proofErr w:type="spellEnd"/>
+      <w:r>
+        <w:rPr>
+          <w:rFonts w:ascii="Times New Roman" w:eastAsia="Times New Roman" w:hAnsi="Times New Roman" w:cs="Times New Roman"/>
+          <w:sz w:val="24"/>
+          <w:szCs w:val="24"/>
+        </w:rPr>
+        <w:t>, ensuring modularity and maintainability for large enterprise apps.</w:t>
+      </w:r>
+    </w:p>
+    <w:p>
+      <w:pPr>
+        <w:pStyle w:val="ListParagraph"/>
+        <w:numPr>
+          <w:ilvl w:val="0"/>
+          <w:numId w:val="18"/>
+        </w:numPr>
+        <w:spacing w:before="100" w:beforeAutospacing="1" w:after="100" w:afterAutospacing="1" w:line="240" w:lineRule="auto"/>
+        <w:rPr>
+          <w:rFonts w:ascii="Times New Roman" w:eastAsia="Times New Roman" w:hAnsi="Times New Roman" w:cs="Times New Roman"/>
+          <w:sz w:val="24"/>
+          <w:szCs w:val="24"/>
+        </w:rPr>
+      </w:pPr>
+      <w:r>
+        <w:rPr>
+          <w:rFonts w:ascii="Times New Roman" w:eastAsia="Times New Roman" w:hAnsi="Times New Roman" w:cs="Times New Roman"/>
+          <w:sz w:val="24"/>
+          <w:szCs w:val="24"/>
+        </w:rPr>
+        <w:t>Architected component libraries with reusable UI modules, improving design consistency and reducing redundant development across multi-team workflows.</w:t>
+      </w:r>
+    </w:p>
+    <w:p>
+      <w:pPr>
+        <w:pStyle w:val="ListParagraph"/>
+        <w:numPr>
+          <w:ilvl w:val="0"/>
+          <w:numId w:val="18"/>
+        </w:numPr>
+        <w:spacing w:before="100" w:beforeAutospacing="1" w:after="100" w:afterAutospacing="1" w:line="240" w:lineRule="auto"/>
+        <w:rPr>
+          <w:rFonts w:ascii="Times New Roman" w:eastAsia="Times New Roman" w:hAnsi="Times New Roman" w:cs="Times New Roman"/>
+          <w:sz w:val="24"/>
+          <w:szCs w:val="24"/>
+        </w:rPr>
+      </w:pPr>
+      <w:r>
+        <w:rPr>
+          <w:rFonts w:ascii="Times New Roman" w:eastAsia="Times New Roman" w:hAnsi="Times New Roman" w:cs="Times New Roman"/>
+          <w:sz w:val="24"/>
+          <w:szCs w:val="24"/>
+        </w:rPr>
+        <w:t>Collaborated with backend engineers to design REST/</w:t>
+      </w:r>
+      <w:proofErr w:type="spellStart"/>
+      <w:r>
+        <w:rPr>
+          <w:rFonts w:ascii="Times New Roman" w:eastAsia="Times New Roman" w:hAnsi="Times New Roman" w:cs="Times New Roman"/>
+          <w:sz w:val="24"/>
+          <w:szCs w:val="24"/>
+        </w:rPr>
+        <w:t>GraphQL</w:t>
+      </w:r>
+      <w:proofErr w:type="spellEnd"/>
+      <w:r>
+        <w:rPr>
+          <w:rFonts w:ascii="Times New Roman" w:eastAsia="Times New Roman" w:hAnsi="Times New Roman" w:cs="Times New Roman"/>
+          <w:sz w:val="24"/>
+          <w:szCs w:val="24"/>
+        </w:rPr>
+        <w:t xml:space="preserve"> contracts, ensuring seamless data flow and type-safe integrations across SQL and </w:t>
+      </w:r>
+      <w:proofErr w:type="spellStart"/>
+      <w:r>
+        <w:rPr>
+          <w:rFonts w:ascii="Times New Roman" w:eastAsia="Times New Roman" w:hAnsi="Times New Roman" w:cs="Times New Roman"/>
+          <w:sz w:val="24"/>
+          <w:szCs w:val="24"/>
+        </w:rPr>
+        <w:t>NoSQL</w:t>
+      </w:r>
+      <w:proofErr w:type="spellEnd"/>
+      <w:r>
+        <w:rPr>
+          <w:rFonts w:ascii="Times New Roman" w:eastAsia="Times New Roman" w:hAnsi="Times New Roman" w:cs="Times New Roman"/>
+          <w:sz w:val="24"/>
+          <w:szCs w:val="24"/>
+        </w:rPr>
+        <w:t xml:space="preserve"> databases.</w:t>
+      </w:r>
+    </w:p>
+    <w:p>
+      <w:pPr>
+        <w:pStyle w:val="ListParagraph"/>
+        <w:numPr>
+          <w:ilvl w:val="0"/>
+          <w:numId w:val="18"/>
+        </w:numPr>
+        <w:spacing w:before="100" w:beforeAutospacing="1" w:after="100" w:afterAutospacing="1" w:line="240" w:lineRule="auto"/>
+        <w:rPr>
+          <w:rFonts w:ascii="Times New Roman" w:eastAsia="Times New Roman" w:hAnsi="Times New Roman" w:cs="Times New Roman"/>
+          <w:sz w:val="24"/>
+          <w:szCs w:val="24"/>
+        </w:rPr>
+      </w:pPr>
+      <w:r>
+        <w:rPr>
+          <w:rFonts w:ascii="Times New Roman" w:eastAsia="Times New Roman" w:hAnsi="Times New Roman" w:cs="Times New Roman"/>
+          <w:sz w:val="24"/>
+          <w:szCs w:val="24"/>
+        </w:rPr>
+        <w:t>Optimized frontend performance using code-splitting, lazy loading, and server-side rendering, reducing load times and enhancing Lighthouse performance scores.</w:t>
+      </w:r>
+    </w:p>
+    <w:p>
+      <w:pPr>
+        <w:pStyle w:val="ListParagraph"/>
+        <w:numPr>
+          <w:ilvl w:val="0"/>
+          <w:numId w:val="18"/>
+        </w:numPr>
+        <w:spacing w:before="100" w:beforeAutospacing="1" w:after="100" w:afterAutospacing="1" w:line="240" w:lineRule="auto"/>
+        <w:rPr>
+          <w:rFonts w:ascii="Times New Roman" w:eastAsia="Times New Roman" w:hAnsi="Times New Roman" w:cs="Times New Roman"/>
+          <w:sz w:val="24"/>
+          <w:szCs w:val="24"/>
+        </w:rPr>
+      </w:pPr>
+      <w:r>
+        <w:rPr>
+          <w:rFonts w:ascii="Times New Roman" w:eastAsia="Times New Roman" w:hAnsi="Times New Roman" w:cs="Times New Roman"/>
+          <w:sz w:val="24"/>
+          <w:szCs w:val="24"/>
+        </w:rPr>
+        <w:t xml:space="preserve">Deployed containerized frontend environments via </w:t>
+      </w:r>
+      <w:proofErr w:type="spellStart"/>
+      <w:r>
+        <w:rPr>
+          <w:rFonts w:ascii="Times New Roman" w:eastAsia="Times New Roman" w:hAnsi="Times New Roman" w:cs="Times New Roman"/>
+          <w:sz w:val="24"/>
+          <w:szCs w:val="24"/>
+        </w:rPr>
+        <w:t>Docker</w:t>
+      </w:r>
+      <w:proofErr w:type="spellEnd"/>
+      <w:r>
+        <w:rPr>
+          <w:rFonts w:ascii="Times New Roman" w:eastAsia="Times New Roman" w:hAnsi="Times New Roman" w:cs="Times New Roman"/>
+          <w:sz w:val="24"/>
+          <w:szCs w:val="24"/>
+        </w:rPr>
+        <w:t xml:space="preserve"> and orchestrated CI/CD pipelines on AWS/GCP, ensuring reliable multi-region deployment strategies.</w:t>
+      </w:r>
+    </w:p>
+    <w:p>
+      <w:pPr>
+        <w:pStyle w:val="ListParagraph"/>
+        <w:numPr>
+          <w:ilvl w:val="0"/>
+          <w:numId w:val="18"/>
+        </w:numPr>
+        <w:spacing w:before="100" w:beforeAutospacing="1" w:after="100" w:afterAutospacing="1" w:line="240" w:lineRule="auto"/>
+        <w:rPr>
+          <w:rFonts w:ascii="Times New Roman" w:eastAsia="Times New Roman" w:hAnsi="Times New Roman" w:cs="Times New Roman"/>
+          <w:sz w:val="24"/>
+          <w:szCs w:val="24"/>
+        </w:rPr>
+      </w:pPr>
+      <w:r>
+        <w:rPr>
+          <w:rFonts w:ascii="Times New Roman" w:eastAsia="Times New Roman" w:hAnsi="Times New Roman" w:cs="Times New Roman"/>
+          <w:sz w:val="24"/>
+          <w:szCs w:val="24"/>
+        </w:rPr>
+        <w:t>Designed automated testing frameworks (Jest, Cypress) for regression and E2E testing, significantly reducing bug leakage into production releases.</w:t>
+      </w:r>
+    </w:p>
+    <w:p>
+      <w:pPr>
+        <w:pStyle w:val="ListParagraph"/>
+        <w:numPr>
+          <w:ilvl w:val="0"/>
+          <w:numId w:val="18"/>
+        </w:numPr>
+        <w:spacing w:before="100" w:beforeAutospacing="1" w:after="100" w:afterAutospacing="1" w:line="240" w:lineRule="auto"/>
+        <w:rPr>
+          <w:rFonts w:ascii="Times New Roman" w:eastAsia="Times New Roman" w:hAnsi="Times New Roman" w:cs="Times New Roman"/>
+          <w:sz w:val="24"/>
+          <w:szCs w:val="24"/>
+        </w:rPr>
+      </w:pPr>
+      <w:r>
+        <w:rPr>
+          <w:rFonts w:ascii="Times New Roman" w:eastAsia="Times New Roman" w:hAnsi="Times New Roman" w:cs="Times New Roman"/>
+          <w:sz w:val="24"/>
+          <w:szCs w:val="24"/>
+        </w:rPr>
+        <w:t xml:space="preserve">Implemented role-based access control (RBAC) and OAuth2 integrations with AWS </w:t>
+      </w:r>
+      <w:proofErr w:type="spellStart"/>
+      <w:r>
+        <w:rPr>
+          <w:rFonts w:ascii="Times New Roman" w:eastAsia="Times New Roman" w:hAnsi="Times New Roman" w:cs="Times New Roman"/>
+          <w:sz w:val="24"/>
+          <w:szCs w:val="24"/>
+        </w:rPr>
+        <w:t>Cognito</w:t>
+      </w:r>
+      <w:proofErr w:type="spellEnd"/>
+      <w:r>
+        <w:rPr>
+          <w:rFonts w:ascii="Times New Roman" w:eastAsia="Times New Roman" w:hAnsi="Times New Roman" w:cs="Times New Roman"/>
+          <w:sz w:val="24"/>
+          <w:szCs w:val="24"/>
+        </w:rPr>
+        <w:t>, strengthening application security and compliance readiness.</w:t>
+      </w:r>
+    </w:p>
+    <w:p>
+      <w:pPr>
+        <w:pStyle w:val="ListParagraph"/>
+        <w:numPr>
+          <w:ilvl w:val="0"/>
+          <w:numId w:val="18"/>
+        </w:numPr>
+        <w:spacing w:before="100" w:beforeAutospacing="1" w:after="100" w:afterAutospacing="1" w:line="240" w:lineRule="auto"/>
+        <w:rPr>
+          <w:rFonts w:ascii="Times New Roman" w:eastAsia="Times New Roman" w:hAnsi="Times New Roman" w:cs="Times New Roman"/>
+          <w:sz w:val="24"/>
+          <w:szCs w:val="24"/>
+        </w:rPr>
+      </w:pPr>
+      <w:r>
+        <w:rPr>
+          <w:rFonts w:ascii="Times New Roman" w:eastAsia="Times New Roman" w:hAnsi="Times New Roman" w:cs="Times New Roman"/>
+          <w:sz w:val="24"/>
+          <w:szCs w:val="24"/>
+        </w:rPr>
+        <w:t xml:space="preserve">Mentored junior engineers on </w:t>
+      </w:r>
+      <w:proofErr w:type="spellStart"/>
+      <w:r>
+        <w:rPr>
+          <w:rFonts w:ascii="Times New Roman" w:eastAsia="Times New Roman" w:hAnsi="Times New Roman" w:cs="Times New Roman"/>
+          <w:sz w:val="24"/>
+          <w:szCs w:val="24"/>
+        </w:rPr>
+        <w:t>Vue</w:t>
+      </w:r>
+      <w:proofErr w:type="spellEnd"/>
+      <w:r>
+        <w:rPr>
+          <w:rFonts w:ascii="Times New Roman" w:eastAsia="Times New Roman" w:hAnsi="Times New Roman" w:cs="Times New Roman"/>
+          <w:sz w:val="24"/>
+          <w:szCs w:val="24"/>
+        </w:rPr>
+        <w:t xml:space="preserve"> best practices, advanced </w:t>
+      </w:r>
+      <w:proofErr w:type="spellStart"/>
+      <w:r>
+        <w:rPr>
+          <w:rFonts w:ascii="Times New Roman" w:eastAsia="Times New Roman" w:hAnsi="Times New Roman" w:cs="Times New Roman"/>
+          <w:sz w:val="24"/>
+          <w:szCs w:val="24"/>
+        </w:rPr>
+        <w:t>TypeScript</w:t>
+      </w:r>
+      <w:proofErr w:type="spellEnd"/>
+      <w:r>
+        <w:rPr>
+          <w:rFonts w:ascii="Times New Roman" w:eastAsia="Times New Roman" w:hAnsi="Times New Roman" w:cs="Times New Roman"/>
+          <w:sz w:val="24"/>
+          <w:szCs w:val="24"/>
+        </w:rPr>
+        <w:t xml:space="preserve"> patterns, and clean code architecture, fostering a high-quality engineering culture.</w:t>
+      </w:r>
+    </w:p>
+    <w:p>
+      <w:pPr>
+        <w:spacing w:before="100" w:beforeAutospacing="1" w:after="100" w:afterAutospacing="1" w:line="240" w:lineRule="auto"/>
+        <w:rPr>
+          <w:rFonts w:ascii="Times New Roman" w:eastAsia="Times New Roman" w:hAnsi="Times New Roman" w:cs="Times New Roman"/>
+          <w:sz w:val="24"/>
+          <w:szCs w:val="24"/>
+        </w:rPr>
+      </w:pPr>
+    </w:p>
+    <w:p>
+      <w:pPr>
+        <w:spacing w:before="100" w:beforeAutospacing="1" w:after="100" w:afterAutospacing="1" w:line="240" w:lineRule="auto"/>
+        <w:rPr>
+          <w:rFonts w:ascii="Times New Roman" w:eastAsia="Times New Roman" w:hAnsi="Times New Roman" w:cs="Times New Roman"/>
+          <w:sz w:val="24"/>
+          <w:szCs w:val="24"/>
+        </w:rPr>
+      </w:pPr>
+    </w:p>
+    <w:p>
+      <w:pPr>
+        <w:spacing w:before="100" w:beforeAutospacing="1" w:after="100" w:afterAutospacing="1" w:line="240" w:lineRule="auto"/>
+        <w:jc w:val="both"/>
+        <w:outlineLvl w:val="3"/>
+        <w:rPr>
+          <w:rFonts w:ascii="Arial Black" w:eastAsia="Times New Roman" w:hAnsi="Arial Black" w:cs="Times New Roman"/>
+          <w:b/>
+          <w:bCs/>
+          <w:sz w:val="24"/>
+          <w:szCs w:val="24"/>
+        </w:rPr>
+      </w:pPr>
+      <w:proofErr w:type="spellStart"/>
+      <w:r>
+        <w:rPr>
+          <w:rFonts w:ascii="Arial Black" w:eastAsia="Times New Roman" w:hAnsi="Arial Black" w:cs="Times New Roman"/>
+          <w:b/>
+          <w:bCs/>
+          <w:sz w:val="24"/>
+          <w:szCs w:val="24"/>
+        </w:rPr>
+        <w:lastRenderedPageBreak/>
+        <w:t>Hexaview</w:t>
+      </w:r>
+      <w:proofErr w:type="spellEnd"/>
+      <w:r>
+        <w:rPr>
+          <w:rFonts w:ascii="Arial Black" w:eastAsia="Times New Roman" w:hAnsi="Arial Black" w:cs="Times New Roman"/>
+          <w:b/>
+          <w:bCs/>
+          <w:sz w:val="24"/>
+          <w:szCs w:val="24"/>
+        </w:rPr>
+        <w:t xml:space="preserve"> Technologies Inc.</w:t>
+      </w:r>
+    </w:p>
+    <w:p>
+      <w:pPr>
+        <w:spacing w:after="0" w:line="240" w:lineRule="auto"/>
+        <w:jc w:val="both"/>
+        <w:rPr>
+          <w:rFonts w:ascii="Times New Roman" w:eastAsia="Times New Roman" w:hAnsi="Times New Roman" w:cs="Times New Roman"/>
+          <w:i/>
+          <w:iCs/>
+          <w:sz w:val="24"/>
+          <w:szCs w:val="24"/>
+        </w:rPr>
+      </w:pPr>
+      <w:r>
+        <w:rPr>
+          <w:rFonts w:ascii="Times New Roman" w:eastAsia="Times New Roman" w:hAnsi="Times New Roman" w:cs="Times New Roman"/>
+          <w:i/>
+          <w:iCs/>
+          <w:sz w:val="24"/>
+          <w:szCs w:val="24"/>
+        </w:rPr>
+        <w:t>Software Engineer</w:t>
+      </w:r>
+    </w:p>
+    <w:p>
+      <w:pPr>
+        <w:spacing w:after="0" w:line="240" w:lineRule="auto"/>
+        <w:jc w:val="both"/>
+        <w:rPr>
+          <w:rFonts w:ascii="Times New Roman" w:eastAsia="Times New Roman" w:hAnsi="Times New Roman" w:cs="Times New Roman"/>
+          <w:sz w:val="24"/>
+          <w:szCs w:val="24"/>
+        </w:rPr>
+      </w:pPr>
+      <w:r>
+        <w:rPr>
+          <w:rFonts w:ascii="Times New Roman" w:eastAsia="Times New Roman" w:hAnsi="Times New Roman" w:cs="Times New Roman"/>
+          <w:i/>
+          <w:iCs/>
+          <w:sz w:val="24"/>
+          <w:szCs w:val="24"/>
+        </w:rPr>
+        <w:t>New York, NY | Jul 2018 – Mar 2023</w:t>
+      </w:r>
+    </w:p>
+    <w:p>
+      <w:pPr>
+        <w:pStyle w:val="ListParagraph"/>
+        <w:numPr>
+          <w:ilvl w:val="0"/>
+          <w:numId w:val="20"/>
+        </w:numPr>
+        <w:spacing w:before="100" w:beforeAutospacing="1" w:after="100" w:afterAutospacing="1" w:line="240" w:lineRule="auto"/>
+        <w:rPr>
+          <w:rFonts w:ascii="Times New Roman" w:eastAsia="Times New Roman" w:hAnsi="Times New Roman" w:cs="Times New Roman"/>
+          <w:sz w:val="24"/>
+          <w:szCs w:val="24"/>
+        </w:rPr>
+      </w:pPr>
+      <w:r>
+        <w:rPr>
+          <w:rFonts w:ascii="Times New Roman" w:eastAsia="Times New Roman" w:hAnsi="Times New Roman" w:cs="Times New Roman"/>
+          <w:sz w:val="24"/>
+          <w:szCs w:val="24"/>
+        </w:rPr>
+        <w:t xml:space="preserve">Built dynamic Vue.js dashboards for financial </w:t>
+      </w:r>
+      <w:proofErr w:type="spellStart"/>
+      <w:r>
+        <w:rPr>
+          <w:rFonts w:ascii="Times New Roman" w:eastAsia="Times New Roman" w:hAnsi="Times New Roman" w:cs="Times New Roman"/>
+          <w:sz w:val="24"/>
+          <w:szCs w:val="24"/>
+        </w:rPr>
+        <w:t>SaaS</w:t>
+      </w:r>
+      <w:proofErr w:type="spellEnd"/>
+      <w:r>
+        <w:rPr>
+          <w:rFonts w:ascii="Times New Roman" w:eastAsia="Times New Roman" w:hAnsi="Times New Roman" w:cs="Times New Roman"/>
+          <w:sz w:val="24"/>
+          <w:szCs w:val="24"/>
+        </w:rPr>
+        <w:t xml:space="preserve"> platforms, integrating data visualization libraries (D3.js, Chart.js) for real-time analytics and reporting.</w:t>
+      </w:r>
+    </w:p>
+    <w:p>
+      <w:pPr>
+        <w:pStyle w:val="ListParagraph"/>
+        <w:numPr>
+          <w:ilvl w:val="0"/>
+          <w:numId w:val="20"/>
+        </w:numPr>
+        <w:spacing w:before="100" w:beforeAutospacing="1" w:after="100" w:afterAutospacing="1" w:line="240" w:lineRule="auto"/>
+        <w:rPr>
+          <w:rFonts w:ascii="Times New Roman" w:eastAsia="Times New Roman" w:hAnsi="Times New Roman" w:cs="Times New Roman"/>
+          <w:sz w:val="24"/>
+          <w:szCs w:val="24"/>
+        </w:rPr>
+      </w:pPr>
+      <w:r>
+        <w:rPr>
+          <w:rFonts w:ascii="Times New Roman" w:eastAsia="Times New Roman" w:hAnsi="Times New Roman" w:cs="Times New Roman"/>
+          <w:sz w:val="24"/>
+          <w:szCs w:val="24"/>
+        </w:rPr>
+        <w:t xml:space="preserve">Integrated APIs across </w:t>
+      </w:r>
+      <w:proofErr w:type="spellStart"/>
+      <w:r>
+        <w:rPr>
+          <w:rFonts w:ascii="Times New Roman" w:eastAsia="Times New Roman" w:hAnsi="Times New Roman" w:cs="Times New Roman"/>
+          <w:sz w:val="24"/>
+          <w:szCs w:val="24"/>
+        </w:rPr>
+        <w:t>microservices</w:t>
+      </w:r>
+      <w:proofErr w:type="spellEnd"/>
+      <w:r>
+        <w:rPr>
+          <w:rFonts w:ascii="Times New Roman" w:eastAsia="Times New Roman" w:hAnsi="Times New Roman" w:cs="Times New Roman"/>
+          <w:sz w:val="24"/>
+          <w:szCs w:val="24"/>
+        </w:rPr>
+        <w:t xml:space="preserve"> using REST/</w:t>
+      </w:r>
+      <w:proofErr w:type="spellStart"/>
+      <w:r>
+        <w:rPr>
+          <w:rFonts w:ascii="Times New Roman" w:eastAsia="Times New Roman" w:hAnsi="Times New Roman" w:cs="Times New Roman"/>
+          <w:sz w:val="24"/>
+          <w:szCs w:val="24"/>
+        </w:rPr>
+        <w:t>GraphQL</w:t>
+      </w:r>
+      <w:proofErr w:type="spellEnd"/>
+      <w:r>
+        <w:rPr>
+          <w:rFonts w:ascii="Times New Roman" w:eastAsia="Times New Roman" w:hAnsi="Times New Roman" w:cs="Times New Roman"/>
+          <w:sz w:val="24"/>
+          <w:szCs w:val="24"/>
+        </w:rPr>
+        <w:t>, ensuring smooth synchronization between SQL (</w:t>
+      </w:r>
+      <w:proofErr w:type="spellStart"/>
+      <w:r>
+        <w:rPr>
+          <w:rFonts w:ascii="Times New Roman" w:eastAsia="Times New Roman" w:hAnsi="Times New Roman" w:cs="Times New Roman"/>
+          <w:sz w:val="24"/>
+          <w:szCs w:val="24"/>
+        </w:rPr>
+        <w:t>PostgreSQL</w:t>
+      </w:r>
+      <w:proofErr w:type="spellEnd"/>
+      <w:r>
+        <w:rPr>
+          <w:rFonts w:ascii="Times New Roman" w:eastAsia="Times New Roman" w:hAnsi="Times New Roman" w:cs="Times New Roman"/>
+          <w:sz w:val="24"/>
+          <w:szCs w:val="24"/>
+        </w:rPr>
+        <w:t xml:space="preserve">) and </w:t>
+      </w:r>
+      <w:proofErr w:type="spellStart"/>
+      <w:r>
+        <w:rPr>
+          <w:rFonts w:ascii="Times New Roman" w:eastAsia="Times New Roman" w:hAnsi="Times New Roman" w:cs="Times New Roman"/>
+          <w:sz w:val="24"/>
+          <w:szCs w:val="24"/>
+        </w:rPr>
+        <w:t>NoSQL</w:t>
+      </w:r>
+      <w:proofErr w:type="spellEnd"/>
+      <w:r>
+        <w:rPr>
+          <w:rFonts w:ascii="Times New Roman" w:eastAsia="Times New Roman" w:hAnsi="Times New Roman" w:cs="Times New Roman"/>
+          <w:sz w:val="24"/>
+          <w:szCs w:val="24"/>
+        </w:rPr>
+        <w:t xml:space="preserve"> (</w:t>
+      </w:r>
+      <w:proofErr w:type="spellStart"/>
+      <w:r>
+        <w:rPr>
+          <w:rFonts w:ascii="Times New Roman" w:eastAsia="Times New Roman" w:hAnsi="Times New Roman" w:cs="Times New Roman"/>
+          <w:sz w:val="24"/>
+          <w:szCs w:val="24"/>
+        </w:rPr>
+        <w:t>MongoDB</w:t>
+      </w:r>
+      <w:proofErr w:type="spellEnd"/>
+      <w:r>
+        <w:rPr>
+          <w:rFonts w:ascii="Times New Roman" w:eastAsia="Times New Roman" w:hAnsi="Times New Roman" w:cs="Times New Roman"/>
+          <w:sz w:val="24"/>
+          <w:szCs w:val="24"/>
+        </w:rPr>
+        <w:t>) data sources.</w:t>
+      </w:r>
+    </w:p>
+    <w:p>
+      <w:pPr>
+        <w:pStyle w:val="ListParagraph"/>
+        <w:numPr>
+          <w:ilvl w:val="0"/>
+          <w:numId w:val="20"/>
+        </w:numPr>
+        <w:spacing w:before="100" w:beforeAutospacing="1" w:after="100" w:afterAutospacing="1" w:line="240" w:lineRule="auto"/>
+        <w:rPr>
+          <w:rFonts w:ascii="Times New Roman" w:eastAsia="Times New Roman" w:hAnsi="Times New Roman" w:cs="Times New Roman"/>
+          <w:sz w:val="24"/>
+          <w:szCs w:val="24"/>
+        </w:rPr>
+      </w:pPr>
+      <w:r>
+        <w:rPr>
+          <w:rFonts w:ascii="Times New Roman" w:eastAsia="Times New Roman" w:hAnsi="Times New Roman" w:cs="Times New Roman"/>
+          <w:sz w:val="24"/>
+          <w:szCs w:val="24"/>
+        </w:rPr>
+        <w:t xml:space="preserve">Implemented </w:t>
+      </w:r>
+      <w:proofErr w:type="spellStart"/>
+      <w:r>
+        <w:rPr>
+          <w:rFonts w:ascii="Times New Roman" w:eastAsia="Times New Roman" w:hAnsi="Times New Roman" w:cs="Times New Roman"/>
+          <w:sz w:val="24"/>
+          <w:szCs w:val="24"/>
+        </w:rPr>
+        <w:t>Vue</w:t>
+      </w:r>
+      <w:proofErr w:type="spellEnd"/>
+      <w:r>
+        <w:rPr>
+          <w:rFonts w:ascii="Times New Roman" w:eastAsia="Times New Roman" w:hAnsi="Times New Roman" w:cs="Times New Roman"/>
+          <w:sz w:val="24"/>
+          <w:szCs w:val="24"/>
+        </w:rPr>
+        <w:t xml:space="preserve"> Router and dynamic form rendering to handle complex business flows, enabling user customization of workflows with high maintainability.</w:t>
+      </w:r>
+    </w:p>
+    <w:p>
+      <w:pPr>
+        <w:pStyle w:val="ListParagraph"/>
+        <w:numPr>
+          <w:ilvl w:val="0"/>
+          <w:numId w:val="20"/>
+        </w:numPr>
+        <w:spacing w:before="100" w:beforeAutospacing="1" w:after="100" w:afterAutospacing="1" w:line="240" w:lineRule="auto"/>
+        <w:rPr>
+          <w:rFonts w:ascii="Times New Roman" w:eastAsia="Times New Roman" w:hAnsi="Times New Roman" w:cs="Times New Roman"/>
+          <w:sz w:val="24"/>
+          <w:szCs w:val="24"/>
+        </w:rPr>
+      </w:pPr>
+      <w:r>
+        <w:rPr>
+          <w:rFonts w:ascii="Times New Roman" w:eastAsia="Times New Roman" w:hAnsi="Times New Roman" w:cs="Times New Roman"/>
+          <w:sz w:val="24"/>
+          <w:szCs w:val="24"/>
+        </w:rPr>
+        <w:t xml:space="preserve">Containerized </w:t>
+      </w:r>
+      <w:proofErr w:type="spellStart"/>
+      <w:r>
+        <w:rPr>
+          <w:rFonts w:ascii="Times New Roman" w:eastAsia="Times New Roman" w:hAnsi="Times New Roman" w:cs="Times New Roman"/>
+          <w:sz w:val="24"/>
+          <w:szCs w:val="24"/>
+        </w:rPr>
+        <w:t>Vue</w:t>
+      </w:r>
+      <w:proofErr w:type="spellEnd"/>
+      <w:r>
+        <w:rPr>
+          <w:rFonts w:ascii="Times New Roman" w:eastAsia="Times New Roman" w:hAnsi="Times New Roman" w:cs="Times New Roman"/>
+          <w:sz w:val="24"/>
+          <w:szCs w:val="24"/>
+        </w:rPr>
+        <w:t xml:space="preserve"> apps with </w:t>
+      </w:r>
+      <w:proofErr w:type="spellStart"/>
+      <w:r>
+        <w:rPr>
+          <w:rFonts w:ascii="Times New Roman" w:eastAsia="Times New Roman" w:hAnsi="Times New Roman" w:cs="Times New Roman"/>
+          <w:sz w:val="24"/>
+          <w:szCs w:val="24"/>
+        </w:rPr>
+        <w:t>Docker</w:t>
+      </w:r>
+      <w:proofErr w:type="spellEnd"/>
+      <w:r>
+        <w:rPr>
+          <w:rFonts w:ascii="Times New Roman" w:eastAsia="Times New Roman" w:hAnsi="Times New Roman" w:cs="Times New Roman"/>
+          <w:sz w:val="24"/>
+          <w:szCs w:val="24"/>
+        </w:rPr>
+        <w:t xml:space="preserve"> and deployed using </w:t>
+      </w:r>
+      <w:proofErr w:type="spellStart"/>
+      <w:r>
+        <w:rPr>
+          <w:rFonts w:ascii="Times New Roman" w:eastAsia="Times New Roman" w:hAnsi="Times New Roman" w:cs="Times New Roman"/>
+          <w:sz w:val="24"/>
+          <w:szCs w:val="24"/>
+        </w:rPr>
+        <w:t>Kubernetes</w:t>
+      </w:r>
+      <w:proofErr w:type="spellEnd"/>
+      <w:r>
+        <w:rPr>
+          <w:rFonts w:ascii="Times New Roman" w:eastAsia="Times New Roman" w:hAnsi="Times New Roman" w:cs="Times New Roman"/>
+          <w:sz w:val="24"/>
+          <w:szCs w:val="24"/>
+        </w:rPr>
+        <w:t xml:space="preserve"> on GCP, enabling scalable, fault-tolerant frontend infrastructure.</w:t>
+      </w:r>
+    </w:p>
+    <w:p>
+      <w:pPr>
+        <w:pStyle w:val="ListParagraph"/>
+        <w:numPr>
+          <w:ilvl w:val="0"/>
+          <w:numId w:val="20"/>
+        </w:numPr>
+        <w:spacing w:before="100" w:beforeAutospacing="1" w:after="100" w:afterAutospacing="1" w:line="240" w:lineRule="auto"/>
+        <w:rPr>
+          <w:rFonts w:ascii="Times New Roman" w:eastAsia="Times New Roman" w:hAnsi="Times New Roman" w:cs="Times New Roman"/>
+          <w:sz w:val="24"/>
+          <w:szCs w:val="24"/>
+        </w:rPr>
+      </w:pPr>
+      <w:r>
+        <w:rPr>
+          <w:rFonts w:ascii="Times New Roman" w:eastAsia="Times New Roman" w:hAnsi="Times New Roman" w:cs="Times New Roman"/>
+          <w:sz w:val="24"/>
+          <w:szCs w:val="24"/>
+        </w:rPr>
+        <w:t xml:space="preserve">Collaborated with product managers to define UI/UX requirements, translating wireframes into responsive, accessible </w:t>
+      </w:r>
+      <w:proofErr w:type="spellStart"/>
+      <w:r>
+        <w:rPr>
+          <w:rFonts w:ascii="Times New Roman" w:eastAsia="Times New Roman" w:hAnsi="Times New Roman" w:cs="Times New Roman"/>
+          <w:sz w:val="24"/>
+          <w:szCs w:val="24"/>
+        </w:rPr>
+        <w:t>Vue</w:t>
+      </w:r>
+      <w:proofErr w:type="spellEnd"/>
+      <w:r>
+        <w:rPr>
+          <w:rFonts w:ascii="Times New Roman" w:eastAsia="Times New Roman" w:hAnsi="Times New Roman" w:cs="Times New Roman"/>
+          <w:sz w:val="24"/>
+          <w:szCs w:val="24"/>
+        </w:rPr>
+        <w:t xml:space="preserve"> components (WCAG 2.1 compliance).</w:t>
+      </w:r>
+    </w:p>
+    <w:p>
+      <w:pPr>
+        <w:pStyle w:val="ListParagraph"/>
+        <w:numPr>
+          <w:ilvl w:val="0"/>
+          <w:numId w:val="20"/>
+        </w:numPr>
+        <w:spacing w:before="100" w:beforeAutospacing="1" w:after="100" w:afterAutospacing="1" w:line="240" w:lineRule="auto"/>
+        <w:rPr>
+          <w:rFonts w:ascii="Times New Roman" w:eastAsia="Times New Roman" w:hAnsi="Times New Roman" w:cs="Times New Roman"/>
+          <w:sz w:val="24"/>
+          <w:szCs w:val="24"/>
+        </w:rPr>
+      </w:pPr>
+      <w:r>
+        <w:rPr>
+          <w:rFonts w:ascii="Times New Roman" w:eastAsia="Times New Roman" w:hAnsi="Times New Roman" w:cs="Times New Roman"/>
+          <w:sz w:val="24"/>
+          <w:szCs w:val="24"/>
+        </w:rPr>
+        <w:t xml:space="preserve">Introduced unit and integration testing pipelines with Jest and </w:t>
+      </w:r>
+      <w:proofErr w:type="spellStart"/>
+      <w:r>
+        <w:rPr>
+          <w:rFonts w:ascii="Times New Roman" w:eastAsia="Times New Roman" w:hAnsi="Times New Roman" w:cs="Times New Roman"/>
+          <w:sz w:val="24"/>
+          <w:szCs w:val="24"/>
+        </w:rPr>
+        <w:t>Vue</w:t>
+      </w:r>
+      <w:proofErr w:type="spellEnd"/>
+      <w:r>
+        <w:rPr>
+          <w:rFonts w:ascii="Times New Roman" w:eastAsia="Times New Roman" w:hAnsi="Times New Roman" w:cs="Times New Roman"/>
+          <w:sz w:val="24"/>
+          <w:szCs w:val="24"/>
+        </w:rPr>
+        <w:t xml:space="preserve"> Test </w:t>
+      </w:r>
+      <w:proofErr w:type="spellStart"/>
+      <w:r>
+        <w:rPr>
+          <w:rFonts w:ascii="Times New Roman" w:eastAsia="Times New Roman" w:hAnsi="Times New Roman" w:cs="Times New Roman"/>
+          <w:sz w:val="24"/>
+          <w:szCs w:val="24"/>
+        </w:rPr>
+        <w:t>Utils</w:t>
+      </w:r>
+      <w:proofErr w:type="spellEnd"/>
+      <w:r>
+        <w:rPr>
+          <w:rFonts w:ascii="Times New Roman" w:eastAsia="Times New Roman" w:hAnsi="Times New Roman" w:cs="Times New Roman"/>
+          <w:sz w:val="24"/>
+          <w:szCs w:val="24"/>
+        </w:rPr>
+        <w:t>, driving up overall code quality and coverage percentages.</w:t>
+      </w:r>
+    </w:p>
+    <w:p>
+      <w:pPr>
+        <w:pStyle w:val="ListParagraph"/>
+        <w:numPr>
+          <w:ilvl w:val="0"/>
+          <w:numId w:val="20"/>
+        </w:numPr>
+        <w:spacing w:before="100" w:beforeAutospacing="1" w:after="100" w:afterAutospacing="1" w:line="240" w:lineRule="auto"/>
+        <w:rPr>
+          <w:rFonts w:ascii="Times New Roman" w:eastAsia="Times New Roman" w:hAnsi="Times New Roman" w:cs="Times New Roman"/>
+          <w:sz w:val="24"/>
+          <w:szCs w:val="24"/>
+        </w:rPr>
+      </w:pPr>
+      <w:r>
+        <w:rPr>
+          <w:rFonts w:ascii="Times New Roman" w:eastAsia="Times New Roman" w:hAnsi="Times New Roman" w:cs="Times New Roman"/>
+          <w:sz w:val="24"/>
+          <w:szCs w:val="24"/>
+        </w:rPr>
+        <w:t xml:space="preserve">Refactored legacy JavaScript codebases into modern </w:t>
+      </w:r>
+      <w:proofErr w:type="spellStart"/>
+      <w:r>
+        <w:rPr>
+          <w:rFonts w:ascii="Times New Roman" w:eastAsia="Times New Roman" w:hAnsi="Times New Roman" w:cs="Times New Roman"/>
+          <w:sz w:val="24"/>
+          <w:szCs w:val="24"/>
+        </w:rPr>
+        <w:t>Vue</w:t>
+      </w:r>
+      <w:proofErr w:type="spellEnd"/>
+      <w:r>
+        <w:rPr>
+          <w:rFonts w:ascii="Times New Roman" w:eastAsia="Times New Roman" w:hAnsi="Times New Roman" w:cs="Times New Roman"/>
+          <w:sz w:val="24"/>
+          <w:szCs w:val="24"/>
+        </w:rPr>
+        <w:t xml:space="preserve"> 3 + </w:t>
+      </w:r>
+      <w:proofErr w:type="spellStart"/>
+      <w:r>
+        <w:rPr>
+          <w:rFonts w:ascii="Times New Roman" w:eastAsia="Times New Roman" w:hAnsi="Times New Roman" w:cs="Times New Roman"/>
+          <w:sz w:val="24"/>
+          <w:szCs w:val="24"/>
+        </w:rPr>
+        <w:t>TypeScript</w:t>
+      </w:r>
+      <w:proofErr w:type="spellEnd"/>
+      <w:r>
+        <w:rPr>
+          <w:rFonts w:ascii="Times New Roman" w:eastAsia="Times New Roman" w:hAnsi="Times New Roman" w:cs="Times New Roman"/>
+          <w:sz w:val="24"/>
+          <w:szCs w:val="24"/>
+        </w:rPr>
+        <w:t xml:space="preserve"> projects, eliminating technical debt and enhancing developer productivity.</w:t>
+      </w:r>
+    </w:p>
+    <w:p>
+      <w:pPr>
+        <w:pStyle w:val="ListParagraph"/>
+        <w:numPr>
+          <w:ilvl w:val="0"/>
+          <w:numId w:val="20"/>
+        </w:numPr>
+        <w:spacing w:before="100" w:beforeAutospacing="1" w:after="100" w:afterAutospacing="1" w:line="240" w:lineRule="auto"/>
+        <w:rPr>
+          <w:rFonts w:ascii="Times New Roman" w:eastAsia="Times New Roman" w:hAnsi="Times New Roman" w:cs="Times New Roman"/>
+          <w:sz w:val="24"/>
+          <w:szCs w:val="24"/>
+        </w:rPr>
+      </w:pPr>
+      <w:r>
+        <w:rPr>
+          <w:rFonts w:ascii="Times New Roman" w:eastAsia="Times New Roman" w:hAnsi="Times New Roman" w:cs="Times New Roman"/>
+          <w:sz w:val="24"/>
+          <w:szCs w:val="24"/>
+        </w:rPr>
+        <w:t>Participated in Agile ceremonies and contributed to architectural decisions, ensuring long-term scalability and alignment with business objectives.</w:t>
+      </w:r>
+    </w:p>
+    <w:p>
+      <w:pPr>
+        <w:spacing w:before="100" w:beforeAutospacing="1" w:after="100" w:afterAutospacing="1" w:line="240" w:lineRule="auto"/>
+        <w:jc w:val="both"/>
+        <w:outlineLvl w:val="3"/>
+        <w:rPr>
+          <w:rFonts w:ascii="Arial Black" w:eastAsia="Times New Roman" w:hAnsi="Arial Black" w:cs="Times New Roman"/>
+          <w:b/>
+          <w:bCs/>
+          <w:sz w:val="24"/>
+          <w:szCs w:val="24"/>
+        </w:rPr>
+      </w:pPr>
+      <w:proofErr w:type="spellStart"/>
+      <w:r>
+        <w:rPr>
+          <w:rFonts w:ascii="Arial Black" w:eastAsia="Times New Roman" w:hAnsi="Arial Black" w:cs="Times New Roman"/>
+          <w:b/>
+          <w:bCs/>
+          <w:sz w:val="24"/>
+          <w:szCs w:val="24"/>
+        </w:rPr>
+        <w:t>SimbirSoft</w:t>
+      </w:r>
+      <w:proofErr w:type="spellEnd"/>
+      <w:r>
+        <w:rPr>
+          <w:rFonts w:ascii="Arial Black" w:eastAsia="Times New Roman" w:hAnsi="Arial Black" w:cs="Times New Roman"/>
+          <w:b/>
+          <w:bCs/>
+          <w:sz w:val="24"/>
+          <w:szCs w:val="24"/>
+        </w:rPr>
+        <w:t xml:space="preserve"> Company</w:t>
+      </w:r>
+    </w:p>
+    <w:p>
+      <w:pPr>
+        <w:spacing w:after="0" w:line="240" w:lineRule="auto"/>
+        <w:jc w:val="both"/>
+        <w:rPr>
+          <w:rFonts w:ascii="Times New Roman" w:eastAsia="Times New Roman" w:hAnsi="Times New Roman" w:cs="Times New Roman"/>
+          <w:i/>
+          <w:iCs/>
+          <w:sz w:val="24"/>
+          <w:szCs w:val="24"/>
+        </w:rPr>
+      </w:pPr>
+      <w:r>
+        <w:rPr>
+          <w:rFonts w:ascii="Times New Roman" w:eastAsia="Times New Roman" w:hAnsi="Times New Roman" w:cs="Times New Roman"/>
+          <w:i/>
+          <w:iCs/>
+          <w:sz w:val="24"/>
+          <w:szCs w:val="24"/>
+        </w:rPr>
+        <w:t>Software Developer</w:t>
+      </w:r>
+    </w:p>
+    <w:p>
+      <w:pPr>
+        <w:spacing w:after="0" w:line="240" w:lineRule="auto"/>
+        <w:jc w:val="both"/>
+        <w:rPr>
+          <w:rFonts w:ascii="Times New Roman" w:eastAsia="Times New Roman" w:hAnsi="Times New Roman" w:cs="Times New Roman"/>
+          <w:sz w:val="24"/>
+          <w:szCs w:val="24"/>
+        </w:rPr>
+      </w:pPr>
+      <w:r>
+        <w:rPr>
+          <w:rFonts w:ascii="Times New Roman" w:eastAsia="Times New Roman" w:hAnsi="Times New Roman" w:cs="Times New Roman"/>
+          <w:i/>
+          <w:iCs/>
+          <w:sz w:val="24"/>
+          <w:szCs w:val="24"/>
+        </w:rPr>
+        <w:t>Boston, MA | Mar 2015 – Jun 2018</w:t>
+      </w:r>
+    </w:p>
+    <w:p>
+      <w:pPr>
+        <w:pStyle w:val="NormalWeb"/>
+        <w:numPr>
+          <w:ilvl w:val="0"/>
+          <w:numId w:val="23"/>
+        </w:numPr>
+      </w:pPr>
+      <w:r>
+        <w:t>Delivered Vue.js modules for e-commerce platforms handling complex shopping carts, checkout flows, and secure payment integrations.</w:t>
+      </w:r>
+    </w:p>
+    <w:p>
+      <w:pPr>
+        <w:pStyle w:val="NormalWeb"/>
+        <w:numPr>
+          <w:ilvl w:val="0"/>
+          <w:numId w:val="23"/>
+        </w:numPr>
+      </w:pPr>
+      <w:r>
+        <w:t xml:space="preserve">Designed and implemented SQL schemas and </w:t>
+      </w:r>
+      <w:proofErr w:type="spellStart"/>
+      <w:r>
+        <w:t>Redis</w:t>
+      </w:r>
+      <w:proofErr w:type="spellEnd"/>
+      <w:r>
+        <w:t xml:space="preserve"> caching strategies, optimizing data retrieval and improving API response times.</w:t>
+      </w:r>
+    </w:p>
+    <w:p>
+      <w:pPr>
+        <w:pStyle w:val="NormalWeb"/>
+        <w:numPr>
+          <w:ilvl w:val="0"/>
+          <w:numId w:val="23"/>
+        </w:numPr>
+      </w:pPr>
+      <w:r>
+        <w:t xml:space="preserve">Integrated third-party services (Stripe, PayPal, </w:t>
+      </w:r>
+      <w:proofErr w:type="spellStart"/>
+      <w:proofErr w:type="gramStart"/>
+      <w:r>
+        <w:t>Twilio</w:t>
+      </w:r>
+      <w:proofErr w:type="spellEnd"/>
+      <w:proofErr w:type="gramEnd"/>
+      <w:r>
+        <w:t xml:space="preserve">) into </w:t>
+      </w:r>
+      <w:proofErr w:type="spellStart"/>
+      <w:r>
+        <w:t>Vue</w:t>
+      </w:r>
+      <w:proofErr w:type="spellEnd"/>
+      <w:r>
+        <w:t xml:space="preserve"> applications, ensuring seamless customer experience across payment and messaging workflows.</w:t>
+      </w:r>
+    </w:p>
+    <w:p>
+      <w:pPr>
+        <w:pStyle w:val="NormalWeb"/>
+        <w:numPr>
+          <w:ilvl w:val="0"/>
+          <w:numId w:val="23"/>
+        </w:numPr>
+      </w:pPr>
+      <w:r>
+        <w:t>Built mobile-first responsive layouts with SCSS and Tailwind, ensuring cross-browser and cross-device compatibility.</w:t>
+      </w:r>
+    </w:p>
+    <w:p>
+      <w:pPr>
+        <w:pStyle w:val="NormalWeb"/>
+        <w:numPr>
+          <w:ilvl w:val="0"/>
+          <w:numId w:val="23"/>
+        </w:numPr>
+      </w:pPr>
+      <w:r>
+        <w:t xml:space="preserve">Configured AWS </w:t>
+      </w:r>
+      <w:proofErr w:type="spellStart"/>
+      <w:r>
+        <w:t>CloudFront</w:t>
+      </w:r>
+      <w:proofErr w:type="spellEnd"/>
+      <w:r>
+        <w:t xml:space="preserve"> for content delivery, optimizing performance for high-traffic </w:t>
+      </w:r>
+      <w:proofErr w:type="spellStart"/>
+      <w:r>
+        <w:t>Vue</w:t>
+      </w:r>
+      <w:proofErr w:type="spellEnd"/>
+      <w:r>
+        <w:t xml:space="preserve"> applications serving global audiences.</w:t>
+      </w:r>
+    </w:p>
+    <w:p>
+      <w:pPr>
+        <w:pStyle w:val="NormalWeb"/>
+        <w:numPr>
+          <w:ilvl w:val="0"/>
+          <w:numId w:val="23"/>
+        </w:numPr>
+      </w:pPr>
+      <w:r>
+        <w:t>Partnered with QA engineers to automate testing strategies, introducing Cypress test suites that simulated real-world end-user scenarios.</w:t>
+      </w:r>
+    </w:p>
+    <w:p>
+      <w:pPr>
+        <w:pStyle w:val="NormalWeb"/>
+        <w:numPr>
+          <w:ilvl w:val="0"/>
+          <w:numId w:val="23"/>
+        </w:numPr>
+      </w:pPr>
+      <w:r>
+        <w:t xml:space="preserve">Developed real-time notification systems leveraging </w:t>
+      </w:r>
+      <w:proofErr w:type="spellStart"/>
+      <w:r>
+        <w:t>WebSockets</w:t>
+      </w:r>
+      <w:proofErr w:type="spellEnd"/>
+      <w:r>
+        <w:t xml:space="preserve"> and integrated seamlessly with </w:t>
+      </w:r>
+      <w:proofErr w:type="spellStart"/>
+      <w:r>
+        <w:t>Vue</w:t>
+      </w:r>
+      <w:proofErr w:type="spellEnd"/>
+      <w:r>
+        <w:t xml:space="preserve"> state management.</w:t>
+      </w:r>
+    </w:p>
+    <w:p>
+      <w:pPr>
+        <w:pStyle w:val="NormalWeb"/>
+        <w:numPr>
+          <w:ilvl w:val="0"/>
+          <w:numId w:val="23"/>
+        </w:numPr>
+      </w:pPr>
+      <w:r>
+        <w:t xml:space="preserve">Participated in team-wide refactoring initiatives, improving modularization and maintainability of core </w:t>
+      </w:r>
+      <w:proofErr w:type="spellStart"/>
+      <w:r>
+        <w:t>Vue</w:t>
+      </w:r>
+      <w:proofErr w:type="spellEnd"/>
+      <w:r>
+        <w:t xml:space="preserve"> codebases.</w:t>
+      </w:r>
+    </w:p>
+    <w:p>
+      <w:pPr>
+        <w:spacing w:before="100" w:beforeAutospacing="1" w:after="100" w:afterAutospacing="1" w:line="240" w:lineRule="auto"/>
+        <w:jc w:val="both"/>
+        <w:outlineLvl w:val="3"/>
+        <w:rPr>
+          <w:rFonts w:ascii="Arial Black" w:eastAsia="Times New Roman" w:hAnsi="Arial Black" w:cs="Times New Roman"/>
+          <w:b/>
+          <w:bCs/>
+          <w:sz w:val="24"/>
+          <w:szCs w:val="24"/>
+        </w:rPr>
+      </w:pPr>
+      <w:r>
+        <w:rPr>
+          <w:rFonts w:ascii="Arial Black" w:eastAsia="Times New Roman" w:hAnsi="Arial Black" w:cs="Times New Roman"/>
+          <w:b/>
+          <w:bCs/>
+          <w:sz w:val="24"/>
+          <w:szCs w:val="24"/>
+        </w:rPr>
+        <w:t>Microsoft</w:t>
+      </w:r>
+    </w:p>
+    <w:p>
+      <w:pPr>
+        <w:spacing w:after="0" w:line="240" w:lineRule="auto"/>
+        <w:jc w:val="both"/>
+        <w:rPr>
+          <w:rFonts w:ascii="Times New Roman" w:eastAsia="Times New Roman" w:hAnsi="Times New Roman" w:cs="Times New Roman"/>
+          <w:i/>
+          <w:iCs/>
+          <w:sz w:val="24"/>
+          <w:szCs w:val="24"/>
+        </w:rPr>
+      </w:pPr>
+      <w:r>
+        <w:rPr>
+          <w:rFonts w:ascii="Times New Roman" w:eastAsia="Times New Roman" w:hAnsi="Times New Roman" w:cs="Times New Roman"/>
+          <w:i/>
+          <w:iCs/>
+          <w:sz w:val="24"/>
+          <w:szCs w:val="24"/>
+        </w:rPr>
+        <w:t>Software Developer Intern</w:t>
+      </w:r>
+    </w:p>
+    <w:p>
+      <w:pPr>
+        <w:spacing w:after="0" w:line="240" w:lineRule="auto"/>
+        <w:jc w:val="both"/>
+        <w:rPr>
+          <w:rFonts w:ascii="Times New Roman" w:eastAsia="Times New Roman" w:hAnsi="Times New Roman" w:cs="Times New Roman"/>
+          <w:sz w:val="24"/>
+          <w:szCs w:val="24"/>
+        </w:rPr>
+      </w:pPr>
+      <w:r>
+        <w:rPr>
+          <w:rFonts w:ascii="Times New Roman" w:eastAsia="Times New Roman" w:hAnsi="Times New Roman" w:cs="Times New Roman"/>
+          <w:i/>
+          <w:iCs/>
+          <w:sz w:val="24"/>
+          <w:szCs w:val="24"/>
+        </w:rPr>
+        <w:t>Cambridge, MA | Aug 2014 – Feb 2015</w:t>
+      </w:r>
+    </w:p>
+    <w:p>
+      <w:pPr>
+        <w:pStyle w:val="ListParagraph"/>
+        <w:numPr>
+          <w:ilvl w:val="0"/>
+          <w:numId w:val="24"/>
+        </w:numPr>
+        <w:spacing w:before="100" w:beforeAutospacing="1" w:after="100" w:afterAutospacing="1" w:line="240" w:lineRule="auto"/>
+        <w:rPr>
+          <w:rFonts w:ascii="Times New Roman" w:eastAsia="Times New Roman" w:hAnsi="Times New Roman" w:cs="Times New Roman"/>
+          <w:sz w:val="24"/>
+          <w:szCs w:val="24"/>
+        </w:rPr>
+      </w:pPr>
+      <w:r>
+        <w:rPr>
+          <w:rFonts w:ascii="Times New Roman" w:eastAsia="Times New Roman" w:hAnsi="Times New Roman" w:cs="Times New Roman"/>
+          <w:sz w:val="24"/>
+          <w:szCs w:val="24"/>
+        </w:rPr>
+        <w:t>Assisted in developing UI modules for internal tools using JavaScript and CSS, ensuring accessibility and adherence to Microsoft design standards.</w:t>
+      </w:r>
+    </w:p>
+    <w:p>
+      <w:pPr>
+        <w:pStyle w:val="ListParagraph"/>
+        <w:numPr>
+          <w:ilvl w:val="0"/>
+          <w:numId w:val="24"/>
+        </w:numPr>
+        <w:spacing w:before="100" w:beforeAutospacing="1" w:after="100" w:afterAutospacing="1" w:line="240" w:lineRule="auto"/>
+        <w:rPr>
+          <w:rFonts w:ascii="Times New Roman" w:eastAsia="Times New Roman" w:hAnsi="Times New Roman" w:cs="Times New Roman"/>
+          <w:sz w:val="24"/>
+          <w:szCs w:val="24"/>
+        </w:rPr>
+      </w:pPr>
+      <w:r>
+        <w:rPr>
+          <w:rFonts w:ascii="Times New Roman" w:eastAsia="Times New Roman" w:hAnsi="Times New Roman" w:cs="Times New Roman"/>
+          <w:sz w:val="24"/>
+          <w:szCs w:val="24"/>
+        </w:rPr>
+        <w:lastRenderedPageBreak/>
+        <w:t>Wrote SQL queries and stored procedures to support frontend dashboards with structured reporting features.</w:t>
+      </w:r>
+    </w:p>
+    <w:p>
+      <w:pPr>
+        <w:pStyle w:val="ListParagraph"/>
+        <w:numPr>
+          <w:ilvl w:val="0"/>
+          <w:numId w:val="24"/>
+        </w:numPr>
+        <w:spacing w:before="100" w:beforeAutospacing="1" w:after="100" w:afterAutospacing="1" w:line="240" w:lineRule="auto"/>
+        <w:rPr>
+          <w:rFonts w:ascii="Times New Roman" w:eastAsia="Times New Roman" w:hAnsi="Times New Roman" w:cs="Times New Roman"/>
+          <w:sz w:val="24"/>
+          <w:szCs w:val="24"/>
+        </w:rPr>
+      </w:pPr>
+      <w:r>
+        <w:rPr>
+          <w:rFonts w:ascii="Times New Roman" w:eastAsia="Times New Roman" w:hAnsi="Times New Roman" w:cs="Times New Roman"/>
+          <w:sz w:val="24"/>
+          <w:szCs w:val="24"/>
+        </w:rPr>
+        <w:t>Contributed to documentation and cross-team knowledge sharing, improving onboarding for future interns and junior engineers.</w:t>
+      </w:r>
+    </w:p>
+    <w:p>
+      <w:pPr>
+        <w:shd w:val="clear" w:color="auto" w:fill="DBE5F1" w:themeFill="accent1" w:themeFillTint="33"/>
+        <w:spacing w:before="100" w:beforeAutospacing="1" w:after="100" w:afterAutospacing="1" w:line="240" w:lineRule="auto"/>
+        <w:jc w:val="both"/>
+        <w:outlineLvl w:val="2"/>
         <w:rPr>
           <w:rFonts w:ascii="Impact" w:eastAsia="Times New Roman" w:hAnsi="Impact" w:cs="Times New Roman"/>
           <w:b/>
@@ -731,1366 +2083,8 @@
           <w:sz w:val="27"/>
           <w:szCs w:val="27"/>
         </w:rPr>
-        <w:t>Professional Experience</w:t>
-      </w:r>
-    </w:p>
-    <w:p>
-      <w:pPr>
-        <w:spacing w:before="100" w:beforeAutospacing="1" w:after="100" w:afterAutospacing="1" w:line="240" w:lineRule="auto"/>
-        <w:jc w:val="both"/>
-        <w:outlineLvl w:val="3"/>
-        <w:rPr>
-          <w:rFonts w:ascii="Arial Black" w:eastAsia="Times New Roman" w:hAnsi="Arial Black" w:cs="Times New Roman"/>
-          <w:b/>
-          <w:bCs/>
-          <w:sz w:val="24"/>
-          <w:szCs w:val="24"/>
-        </w:rPr>
-      </w:pPr>
-      <w:proofErr w:type="spellStart"/>
-      <w:r>
-        <w:rPr>
-          <w:rFonts w:ascii="Arial Black" w:eastAsia="Times New Roman" w:hAnsi="Arial Black" w:cs="Times New Roman"/>
-          <w:b/>
-          <w:bCs/>
-          <w:sz w:val="24"/>
-          <w:szCs w:val="24"/>
-        </w:rPr>
-        <w:t>SumatoSoft</w:t>
-      </w:r>
-      <w:proofErr w:type="spellEnd"/>
-    </w:p>
-    <w:p>
-      <w:pPr>
-        <w:spacing w:after="0" w:line="240" w:lineRule="auto"/>
-        <w:jc w:val="both"/>
-        <w:rPr>
-          <w:rFonts w:ascii="Times New Roman" w:eastAsia="Times New Roman" w:hAnsi="Times New Roman" w:cs="Times New Roman"/>
-          <w:i/>
-          <w:iCs/>
-          <w:sz w:val="24"/>
-          <w:szCs w:val="24"/>
-        </w:rPr>
-      </w:pPr>
-      <w:r>
-        <w:rPr>
-          <w:rFonts w:ascii="Times New Roman" w:eastAsia="Times New Roman" w:hAnsi="Times New Roman" w:cs="Times New Roman"/>
-          <w:i/>
-          <w:iCs/>
-          <w:sz w:val="24"/>
-          <w:szCs w:val="24"/>
-        </w:rPr>
-        <w:t>Senior Software Engineer</w:t>
-      </w:r>
-    </w:p>
-    <w:p>
-      <w:pPr>
-        <w:spacing w:after="0" w:line="240" w:lineRule="auto"/>
-        <w:jc w:val="both"/>
-        <w:rPr>
-          <w:rFonts w:ascii="Times New Roman" w:eastAsia="Times New Roman" w:hAnsi="Times New Roman" w:cs="Times New Roman"/>
-          <w:sz w:val="24"/>
-          <w:szCs w:val="24"/>
-        </w:rPr>
-      </w:pPr>
-      <w:r>
-        <w:rPr>
-          <w:rFonts w:ascii="Times New Roman" w:eastAsia="Times New Roman" w:hAnsi="Times New Roman" w:cs="Times New Roman"/>
-          <w:i/>
-          <w:iCs/>
-          <w:sz w:val="24"/>
-          <w:szCs w:val="24"/>
-        </w:rPr>
-        <w:t>Boston, MA (Remote) | Apr 2023 – Mar 2025</w:t>
-      </w:r>
-    </w:p>
-    <w:p>
-      <w:pPr>
-        <w:pStyle w:val="ListParagraph"/>
-        <w:numPr>
-          <w:ilvl w:val="0"/>
-          <w:numId w:val="18"/>
-        </w:numPr>
-        <w:spacing w:before="100" w:beforeAutospacing="1" w:after="100" w:afterAutospacing="1" w:line="240" w:lineRule="auto"/>
-        <w:rPr>
-          <w:rFonts w:ascii="Times New Roman" w:eastAsia="Times New Roman" w:hAnsi="Times New Roman" w:cs="Times New Roman"/>
-          <w:sz w:val="24"/>
-          <w:szCs w:val="24"/>
-        </w:rPr>
-      </w:pPr>
-      <w:r>
-        <w:rPr>
-          <w:rFonts w:ascii="Times New Roman" w:eastAsia="Times New Roman" w:hAnsi="Times New Roman" w:cs="Times New Roman"/>
-          <w:sz w:val="24"/>
-          <w:szCs w:val="24"/>
-        </w:rPr>
-        <w:t xml:space="preserve">Led </w:t>
-      </w:r>
-      <w:proofErr w:type="spellStart"/>
-      <w:r>
-        <w:rPr>
-          <w:rFonts w:ascii="Times New Roman" w:eastAsia="Times New Roman" w:hAnsi="Times New Roman" w:cs="Times New Roman"/>
-          <w:sz w:val="24"/>
-          <w:szCs w:val="24"/>
-        </w:rPr>
-        <w:t>Vue</w:t>
-      </w:r>
-      <w:proofErr w:type="spellEnd"/>
-      <w:r>
-        <w:rPr>
-          <w:rFonts w:ascii="Times New Roman" w:eastAsia="Times New Roman" w:hAnsi="Times New Roman" w:cs="Times New Roman"/>
-          <w:sz w:val="24"/>
-          <w:szCs w:val="24"/>
-        </w:rPr>
-        <w:t xml:space="preserve"> 3 SPA development integrating complex state management with </w:t>
-      </w:r>
-      <w:proofErr w:type="spellStart"/>
-      <w:r>
-        <w:rPr>
-          <w:rFonts w:ascii="Times New Roman" w:eastAsia="Times New Roman" w:hAnsi="Times New Roman" w:cs="Times New Roman"/>
-          <w:sz w:val="24"/>
-          <w:szCs w:val="24"/>
-        </w:rPr>
-        <w:t>Pinia</w:t>
-      </w:r>
-      <w:proofErr w:type="spellEnd"/>
-      <w:r>
-        <w:rPr>
-          <w:rFonts w:ascii="Times New Roman" w:eastAsia="Times New Roman" w:hAnsi="Times New Roman" w:cs="Times New Roman"/>
-          <w:sz w:val="24"/>
-          <w:szCs w:val="24"/>
-        </w:rPr>
-        <w:t xml:space="preserve"> and </w:t>
-      </w:r>
-      <w:proofErr w:type="spellStart"/>
-      <w:r>
-        <w:rPr>
-          <w:rFonts w:ascii="Times New Roman" w:eastAsia="Times New Roman" w:hAnsi="Times New Roman" w:cs="Times New Roman"/>
-          <w:sz w:val="24"/>
-          <w:szCs w:val="24"/>
-        </w:rPr>
-        <w:t>Vuex</w:t>
-      </w:r>
-      <w:proofErr w:type="spellEnd"/>
-      <w:r>
-        <w:rPr>
-          <w:rFonts w:ascii="Times New Roman" w:eastAsia="Times New Roman" w:hAnsi="Times New Roman" w:cs="Times New Roman"/>
-          <w:sz w:val="24"/>
-          <w:szCs w:val="24"/>
-        </w:rPr>
-        <w:t>, ensuring modularity and maintainability for large enterprise apps.</w:t>
-      </w:r>
-    </w:p>
-    <w:p>
-      <w:pPr>
-        <w:pStyle w:val="ListParagraph"/>
-        <w:numPr>
-          <w:ilvl w:val="0"/>
-          <w:numId w:val="18"/>
-        </w:numPr>
-        <w:spacing w:before="100" w:beforeAutospacing="1" w:after="100" w:afterAutospacing="1" w:line="240" w:lineRule="auto"/>
-        <w:rPr>
-          <w:rFonts w:ascii="Times New Roman" w:eastAsia="Times New Roman" w:hAnsi="Times New Roman" w:cs="Times New Roman"/>
-          <w:sz w:val="24"/>
-          <w:szCs w:val="24"/>
-        </w:rPr>
-      </w:pPr>
-      <w:r>
-        <w:rPr>
-          <w:rFonts w:ascii="Times New Roman" w:eastAsia="Times New Roman" w:hAnsi="Times New Roman" w:cs="Times New Roman"/>
-          <w:sz w:val="24"/>
-          <w:szCs w:val="24"/>
-        </w:rPr>
-        <w:t>Architected component libraries with reusable UI modules, improving design consistency and reducing redundant development across multi-team workflows.</w:t>
-      </w:r>
-    </w:p>
-    <w:p>
-      <w:pPr>
-        <w:pStyle w:val="ListParagraph"/>
-        <w:numPr>
-          <w:ilvl w:val="0"/>
-          <w:numId w:val="18"/>
-        </w:numPr>
-        <w:spacing w:before="100" w:beforeAutospacing="1" w:after="100" w:afterAutospacing="1" w:line="240" w:lineRule="auto"/>
-        <w:rPr>
-          <w:rFonts w:ascii="Times New Roman" w:eastAsia="Times New Roman" w:hAnsi="Times New Roman" w:cs="Times New Roman"/>
-          <w:sz w:val="24"/>
-          <w:szCs w:val="24"/>
-        </w:rPr>
-      </w:pPr>
-      <w:r>
-        <w:rPr>
-          <w:rFonts w:ascii="Times New Roman" w:eastAsia="Times New Roman" w:hAnsi="Times New Roman" w:cs="Times New Roman"/>
-          <w:sz w:val="24"/>
-          <w:szCs w:val="24"/>
-        </w:rPr>
-        <w:t>Collaborated with backend engineers to design REST/</w:t>
-      </w:r>
-      <w:proofErr w:type="spellStart"/>
-      <w:r>
-        <w:rPr>
-          <w:rFonts w:ascii="Times New Roman" w:eastAsia="Times New Roman" w:hAnsi="Times New Roman" w:cs="Times New Roman"/>
-          <w:sz w:val="24"/>
-          <w:szCs w:val="24"/>
-        </w:rPr>
-        <w:t>GraphQL</w:t>
-      </w:r>
-      <w:proofErr w:type="spellEnd"/>
-      <w:r>
-        <w:rPr>
-          <w:rFonts w:ascii="Times New Roman" w:eastAsia="Times New Roman" w:hAnsi="Times New Roman" w:cs="Times New Roman"/>
-          <w:sz w:val="24"/>
-          <w:szCs w:val="24"/>
-        </w:rPr>
-        <w:t xml:space="preserve"> contracts, ensuring seamless data flow and type-safe integrations across SQL and </w:t>
-      </w:r>
-      <w:proofErr w:type="spellStart"/>
-      <w:r>
-        <w:rPr>
-          <w:rFonts w:ascii="Times New Roman" w:eastAsia="Times New Roman" w:hAnsi="Times New Roman" w:cs="Times New Roman"/>
-          <w:sz w:val="24"/>
-          <w:szCs w:val="24"/>
-        </w:rPr>
-        <w:t>NoSQL</w:t>
-      </w:r>
-      <w:proofErr w:type="spellEnd"/>
-      <w:r>
-        <w:rPr>
-          <w:rFonts w:ascii="Times New Roman" w:eastAsia="Times New Roman" w:hAnsi="Times New Roman" w:cs="Times New Roman"/>
-          <w:sz w:val="24"/>
-          <w:szCs w:val="24"/>
-        </w:rPr>
-        <w:t xml:space="preserve"> databases.</w:t>
-      </w:r>
-    </w:p>
-    <w:p>
-      <w:pPr>
-        <w:pStyle w:val="ListParagraph"/>
-        <w:numPr>
-          <w:ilvl w:val="0"/>
-          <w:numId w:val="18"/>
-        </w:numPr>
-        <w:spacing w:before="100" w:beforeAutospacing="1" w:after="100" w:afterAutospacing="1" w:line="240" w:lineRule="auto"/>
-        <w:rPr>
-          <w:rFonts w:ascii="Times New Roman" w:eastAsia="Times New Roman" w:hAnsi="Times New Roman" w:cs="Times New Roman"/>
-          <w:sz w:val="24"/>
-          <w:szCs w:val="24"/>
-        </w:rPr>
-      </w:pPr>
-      <w:r>
-        <w:rPr>
-          <w:rFonts w:ascii="Times New Roman" w:eastAsia="Times New Roman" w:hAnsi="Times New Roman" w:cs="Times New Roman"/>
-          <w:sz w:val="24"/>
-          <w:szCs w:val="24"/>
-        </w:rPr>
-        <w:t>Optimized frontend performance using code-splitting, lazy loading, and server-side rendering, reducing load times and enhancing Lighthouse performance scores.</w:t>
-      </w:r>
-    </w:p>
-    <w:p>
-      <w:pPr>
-        <w:pStyle w:val="ListParagraph"/>
-        <w:numPr>
-          <w:ilvl w:val="0"/>
-          <w:numId w:val="18"/>
-        </w:numPr>
-        <w:spacing w:before="100" w:beforeAutospacing="1" w:after="100" w:afterAutospacing="1" w:line="240" w:lineRule="auto"/>
-        <w:rPr>
-          <w:rFonts w:ascii="Times New Roman" w:eastAsia="Times New Roman" w:hAnsi="Times New Roman" w:cs="Times New Roman"/>
-          <w:sz w:val="24"/>
-          <w:szCs w:val="24"/>
-        </w:rPr>
-      </w:pPr>
-      <w:r>
-        <w:rPr>
-          <w:rFonts w:ascii="Times New Roman" w:eastAsia="Times New Roman" w:hAnsi="Times New Roman" w:cs="Times New Roman"/>
-          <w:sz w:val="24"/>
-          <w:szCs w:val="24"/>
-        </w:rPr>
-        <w:t xml:space="preserve">Deployed containerized frontend environments via </w:t>
-      </w:r>
-      <w:proofErr w:type="spellStart"/>
-      <w:r>
-        <w:rPr>
-          <w:rFonts w:ascii="Times New Roman" w:eastAsia="Times New Roman" w:hAnsi="Times New Roman" w:cs="Times New Roman"/>
-          <w:sz w:val="24"/>
-          <w:szCs w:val="24"/>
-        </w:rPr>
-        <w:t>Docker</w:t>
-      </w:r>
-      <w:proofErr w:type="spellEnd"/>
-      <w:r>
-        <w:rPr>
-          <w:rFonts w:ascii="Times New Roman" w:eastAsia="Times New Roman" w:hAnsi="Times New Roman" w:cs="Times New Roman"/>
-          <w:sz w:val="24"/>
-          <w:szCs w:val="24"/>
-        </w:rPr>
-        <w:t xml:space="preserve"> and orchestrated CI/CD pipelines on AWS/GCP, ensuring reliable multi-region deployment strategies.</w:t>
-      </w:r>
-    </w:p>
-    <w:p>
-      <w:pPr>
-        <w:pStyle w:val="ListParagraph"/>
-        <w:numPr>
-          <w:ilvl w:val="0"/>
-          <w:numId w:val="18"/>
-        </w:numPr>
-        <w:spacing w:before="100" w:beforeAutospacing="1" w:after="100" w:afterAutospacing="1" w:line="240" w:lineRule="auto"/>
-        <w:rPr>
-          <w:rFonts w:ascii="Times New Roman" w:eastAsia="Times New Roman" w:hAnsi="Times New Roman" w:cs="Times New Roman"/>
-          <w:sz w:val="24"/>
-          <w:szCs w:val="24"/>
-        </w:rPr>
-      </w:pPr>
-      <w:r>
-        <w:rPr>
-          <w:rFonts w:ascii="Times New Roman" w:eastAsia="Times New Roman" w:hAnsi="Times New Roman" w:cs="Times New Roman"/>
-          <w:sz w:val="24"/>
-          <w:szCs w:val="24"/>
-        </w:rPr>
-        <w:t>Designed automated testing frameworks (Jest, Cypress) for regression and E2E testing, significantly reducing bug leakage into production releases.</w:t>
-      </w:r>
-    </w:p>
-    <w:p>
-      <w:pPr>
-        <w:pStyle w:val="ListParagraph"/>
-        <w:numPr>
-          <w:ilvl w:val="0"/>
-          <w:numId w:val="18"/>
-        </w:numPr>
-        <w:spacing w:before="100" w:beforeAutospacing="1" w:after="100" w:afterAutospacing="1" w:line="240" w:lineRule="auto"/>
-        <w:rPr>
-          <w:rFonts w:ascii="Times New Roman" w:eastAsia="Times New Roman" w:hAnsi="Times New Roman" w:cs="Times New Roman"/>
-          <w:sz w:val="24"/>
-          <w:szCs w:val="24"/>
-        </w:rPr>
-      </w:pPr>
-      <w:r>
-        <w:rPr>
-          <w:rFonts w:ascii="Times New Roman" w:eastAsia="Times New Roman" w:hAnsi="Times New Roman" w:cs="Times New Roman"/>
-          <w:sz w:val="24"/>
-          <w:szCs w:val="24"/>
-        </w:rPr>
-        <w:t xml:space="preserve">Implemented role-based access control (RBAC) and OAuth2 integrations with AWS </w:t>
-      </w:r>
-      <w:proofErr w:type="spellStart"/>
-      <w:r>
-        <w:rPr>
-          <w:rFonts w:ascii="Times New Roman" w:eastAsia="Times New Roman" w:hAnsi="Times New Roman" w:cs="Times New Roman"/>
-          <w:sz w:val="24"/>
-          <w:szCs w:val="24"/>
-        </w:rPr>
-        <w:t>Cognito</w:t>
-      </w:r>
-      <w:proofErr w:type="spellEnd"/>
-      <w:r>
-        <w:rPr>
-          <w:rFonts w:ascii="Times New Roman" w:eastAsia="Times New Roman" w:hAnsi="Times New Roman" w:cs="Times New Roman"/>
-          <w:sz w:val="24"/>
-          <w:szCs w:val="24"/>
-        </w:rPr>
-        <w:t>, strengthening application security and compliance readiness.</w:t>
-      </w:r>
-    </w:p>
-    <w:p>
-      <w:pPr>
-        <w:pStyle w:val="ListParagraph"/>
-        <w:numPr>
-          <w:ilvl w:val="0"/>
-          <w:numId w:val="18"/>
-        </w:numPr>
-        <w:spacing w:before="100" w:beforeAutospacing="1" w:after="100" w:afterAutospacing="1" w:line="240" w:lineRule="auto"/>
-        <w:rPr>
-          <w:rFonts w:ascii="Times New Roman" w:eastAsia="Times New Roman" w:hAnsi="Times New Roman" w:cs="Times New Roman"/>
-          <w:sz w:val="24"/>
-          <w:szCs w:val="24"/>
-        </w:rPr>
-      </w:pPr>
-      <w:r>
-        <w:rPr>
-          <w:rFonts w:ascii="Times New Roman" w:eastAsia="Times New Roman" w:hAnsi="Times New Roman" w:cs="Times New Roman"/>
-          <w:sz w:val="24"/>
-          <w:szCs w:val="24"/>
-        </w:rPr>
-        <w:t xml:space="preserve">Mentored junior engineers on </w:t>
-      </w:r>
-      <w:proofErr w:type="spellStart"/>
-      <w:r>
-        <w:rPr>
-          <w:rFonts w:ascii="Times New Roman" w:eastAsia="Times New Roman" w:hAnsi="Times New Roman" w:cs="Times New Roman"/>
-          <w:sz w:val="24"/>
-          <w:szCs w:val="24"/>
-        </w:rPr>
-        <w:t>Vue</w:t>
-      </w:r>
-      <w:proofErr w:type="spellEnd"/>
-      <w:r>
-        <w:rPr>
-          <w:rFonts w:ascii="Times New Roman" w:eastAsia="Times New Roman" w:hAnsi="Times New Roman" w:cs="Times New Roman"/>
-          <w:sz w:val="24"/>
-          <w:szCs w:val="24"/>
-        </w:rPr>
-        <w:t xml:space="preserve"> best practices, advanced </w:t>
-      </w:r>
-      <w:proofErr w:type="spellStart"/>
-      <w:r>
-        <w:rPr>
-          <w:rFonts w:ascii="Times New Roman" w:eastAsia="Times New Roman" w:hAnsi="Times New Roman" w:cs="Times New Roman"/>
-          <w:sz w:val="24"/>
-          <w:szCs w:val="24"/>
-        </w:rPr>
-        <w:t>TypeScript</w:t>
-      </w:r>
-      <w:proofErr w:type="spellEnd"/>
-      <w:r>
-        <w:rPr>
-          <w:rFonts w:ascii="Times New Roman" w:eastAsia="Times New Roman" w:hAnsi="Times New Roman" w:cs="Times New Roman"/>
-          <w:sz w:val="24"/>
-          <w:szCs w:val="24"/>
-        </w:rPr>
-        <w:t xml:space="preserve"> patterns, and clean code architecture, fostering a high-quality engineering culture.</w:t>
-      </w:r>
-    </w:p>
-    <w:p>
-      <w:pPr>
-        <w:spacing w:before="100" w:beforeAutospacing="1" w:after="100" w:afterAutospacing="1" w:line="240" w:lineRule="auto"/>
-        <w:rPr>
-          <w:rFonts w:ascii="Times New Roman" w:eastAsia="Times New Roman" w:hAnsi="Times New Roman" w:cs="Times New Roman"/>
-          <w:sz w:val="24"/>
-          <w:szCs w:val="24"/>
-        </w:rPr>
-      </w:pPr>
-    </w:p>
-    <w:p>
-      <w:pPr>
-        <w:spacing w:before="100" w:beforeAutospacing="1" w:after="100" w:afterAutospacing="1" w:line="240" w:lineRule="auto"/>
-        <w:rPr>
-          <w:rFonts w:ascii="Times New Roman" w:eastAsia="Times New Roman" w:hAnsi="Times New Roman" w:cs="Times New Roman"/>
-          <w:sz w:val="24"/>
-          <w:szCs w:val="24"/>
-        </w:rPr>
-      </w:pPr>
-    </w:p>
-    <w:p>
-      <w:pPr>
-        <w:spacing w:before="100" w:beforeAutospacing="1" w:after="100" w:afterAutospacing="1" w:line="240" w:lineRule="auto"/>
-        <w:jc w:val="both"/>
-        <w:outlineLvl w:val="3"/>
-        <w:rPr>
-          <w:rFonts w:ascii="Arial Black" w:eastAsia="Times New Roman" w:hAnsi="Arial Black" w:cs="Times New Roman"/>
-          <w:b/>
-          <w:bCs/>
-          <w:sz w:val="24"/>
-          <w:szCs w:val="24"/>
-        </w:rPr>
-      </w:pPr>
-      <w:proofErr w:type="spellStart"/>
-      <w:r>
-        <w:rPr>
-          <w:rFonts w:ascii="Arial Black" w:eastAsia="Times New Roman" w:hAnsi="Arial Black" w:cs="Times New Roman"/>
-          <w:b/>
-          <w:bCs/>
-          <w:sz w:val="24"/>
-          <w:szCs w:val="24"/>
-        </w:rPr>
-        <w:lastRenderedPageBreak/>
-        <w:t>Hexaview</w:t>
-      </w:r>
-      <w:proofErr w:type="spellEnd"/>
-      <w:r>
-        <w:rPr>
-          <w:rFonts w:ascii="Arial Black" w:eastAsia="Times New Roman" w:hAnsi="Arial Black" w:cs="Times New Roman"/>
-          <w:b/>
-          <w:bCs/>
-          <w:sz w:val="24"/>
-          <w:szCs w:val="24"/>
-        </w:rPr>
-        <w:t xml:space="preserve"> Technologies Inc.</w:t>
-      </w:r>
-    </w:p>
-    <w:p>
-      <w:pPr>
-        <w:spacing w:after="0" w:line="240" w:lineRule="auto"/>
-        <w:jc w:val="both"/>
-        <w:rPr>
-          <w:rFonts w:ascii="Times New Roman" w:eastAsia="Times New Roman" w:hAnsi="Times New Roman" w:cs="Times New Roman"/>
-          <w:i/>
-          <w:iCs/>
-          <w:sz w:val="24"/>
-          <w:szCs w:val="24"/>
-        </w:rPr>
-      </w:pPr>
-      <w:r>
-        <w:rPr>
-          <w:rFonts w:ascii="Times New Roman" w:eastAsia="Times New Roman" w:hAnsi="Times New Roman" w:cs="Times New Roman"/>
-          <w:i/>
-          <w:iCs/>
-          <w:sz w:val="24"/>
-          <w:szCs w:val="24"/>
-        </w:rPr>
-        <w:t>Software Engineer</w:t>
-      </w:r>
-    </w:p>
-    <w:p>
-      <w:pPr>
-        <w:spacing w:after="0" w:line="240" w:lineRule="auto"/>
-        <w:jc w:val="both"/>
-        <w:rPr>
-          <w:rFonts w:ascii="Times New Roman" w:eastAsia="Times New Roman" w:hAnsi="Times New Roman" w:cs="Times New Roman"/>
-          <w:sz w:val="24"/>
-          <w:szCs w:val="24"/>
-        </w:rPr>
-      </w:pPr>
-      <w:r>
-        <w:rPr>
-          <w:rFonts w:ascii="Times New Roman" w:eastAsia="Times New Roman" w:hAnsi="Times New Roman" w:cs="Times New Roman"/>
-          <w:i/>
-          <w:iCs/>
-          <w:sz w:val="24"/>
-          <w:szCs w:val="24"/>
-        </w:rPr>
-        <w:t>New York, NY | Jul 2018 – Mar 2023</w:t>
-      </w:r>
-    </w:p>
-    <w:p>
-      <w:pPr>
-        <w:pStyle w:val="ListParagraph"/>
-        <w:numPr>
-          <w:ilvl w:val="0"/>
-          <w:numId w:val="20"/>
-        </w:numPr>
-        <w:spacing w:before="100" w:beforeAutospacing="1" w:after="100" w:afterAutospacing="1" w:line="240" w:lineRule="auto"/>
-        <w:rPr>
-          <w:rFonts w:ascii="Times New Roman" w:eastAsia="Times New Roman" w:hAnsi="Times New Roman" w:cs="Times New Roman"/>
-          <w:sz w:val="24"/>
-          <w:szCs w:val="24"/>
-        </w:rPr>
-      </w:pPr>
-      <w:r>
-        <w:rPr>
-          <w:rFonts w:ascii="Times New Roman" w:eastAsia="Times New Roman" w:hAnsi="Times New Roman" w:cs="Times New Roman"/>
-          <w:sz w:val="24"/>
-          <w:szCs w:val="24"/>
-        </w:rPr>
-        <w:t xml:space="preserve">Built dynamic Vue.js dashboards for financial </w:t>
-      </w:r>
-      <w:proofErr w:type="spellStart"/>
-      <w:r>
-        <w:rPr>
-          <w:rFonts w:ascii="Times New Roman" w:eastAsia="Times New Roman" w:hAnsi="Times New Roman" w:cs="Times New Roman"/>
-          <w:sz w:val="24"/>
-          <w:szCs w:val="24"/>
-        </w:rPr>
-        <w:t>SaaS</w:t>
-      </w:r>
-      <w:proofErr w:type="spellEnd"/>
-      <w:r>
-        <w:rPr>
-          <w:rFonts w:ascii="Times New Roman" w:eastAsia="Times New Roman" w:hAnsi="Times New Roman" w:cs="Times New Roman"/>
-          <w:sz w:val="24"/>
-          <w:szCs w:val="24"/>
-        </w:rPr>
-        <w:t xml:space="preserve"> platforms, integrating data visualization libraries (D3.js, Chart.js) for real-time analytics and reporting.</w:t>
-      </w:r>
-    </w:p>
-    <w:p>
-      <w:pPr>
-        <w:pStyle w:val="ListParagraph"/>
-        <w:numPr>
-          <w:ilvl w:val="0"/>
-          <w:numId w:val="20"/>
-        </w:numPr>
-        <w:spacing w:before="100" w:beforeAutospacing="1" w:after="100" w:afterAutospacing="1" w:line="240" w:lineRule="auto"/>
-        <w:rPr>
-          <w:rFonts w:ascii="Times New Roman" w:eastAsia="Times New Roman" w:hAnsi="Times New Roman" w:cs="Times New Roman"/>
-          <w:sz w:val="24"/>
-          <w:szCs w:val="24"/>
-        </w:rPr>
-      </w:pPr>
-      <w:r>
-        <w:rPr>
-          <w:rFonts w:ascii="Times New Roman" w:eastAsia="Times New Roman" w:hAnsi="Times New Roman" w:cs="Times New Roman"/>
-          <w:sz w:val="24"/>
-          <w:szCs w:val="24"/>
-        </w:rPr>
-        <w:t xml:space="preserve">Integrated APIs across </w:t>
-      </w:r>
-      <w:proofErr w:type="spellStart"/>
-      <w:r>
-        <w:rPr>
-          <w:rFonts w:ascii="Times New Roman" w:eastAsia="Times New Roman" w:hAnsi="Times New Roman" w:cs="Times New Roman"/>
-          <w:sz w:val="24"/>
-          <w:szCs w:val="24"/>
-        </w:rPr>
-        <w:t>microservices</w:t>
-      </w:r>
-      <w:proofErr w:type="spellEnd"/>
-      <w:r>
-        <w:rPr>
-          <w:rFonts w:ascii="Times New Roman" w:eastAsia="Times New Roman" w:hAnsi="Times New Roman" w:cs="Times New Roman"/>
-          <w:sz w:val="24"/>
-          <w:szCs w:val="24"/>
-        </w:rPr>
-        <w:t xml:space="preserve"> using REST/</w:t>
-      </w:r>
-      <w:proofErr w:type="spellStart"/>
-      <w:r>
-        <w:rPr>
-          <w:rFonts w:ascii="Times New Roman" w:eastAsia="Times New Roman" w:hAnsi="Times New Roman" w:cs="Times New Roman"/>
-          <w:sz w:val="24"/>
-          <w:szCs w:val="24"/>
-        </w:rPr>
-        <w:t>GraphQL</w:t>
-      </w:r>
-      <w:proofErr w:type="spellEnd"/>
-      <w:r>
-        <w:rPr>
-          <w:rFonts w:ascii="Times New Roman" w:eastAsia="Times New Roman" w:hAnsi="Times New Roman" w:cs="Times New Roman"/>
-          <w:sz w:val="24"/>
-          <w:szCs w:val="24"/>
-        </w:rPr>
-        <w:t>, ensuring smooth synchronization between SQL (</w:t>
-      </w:r>
-      <w:proofErr w:type="spellStart"/>
-      <w:r>
-        <w:rPr>
-          <w:rFonts w:ascii="Times New Roman" w:eastAsia="Times New Roman" w:hAnsi="Times New Roman" w:cs="Times New Roman"/>
-          <w:sz w:val="24"/>
-          <w:szCs w:val="24"/>
-        </w:rPr>
-        <w:t>PostgreSQL</w:t>
-      </w:r>
-      <w:proofErr w:type="spellEnd"/>
-      <w:r>
-        <w:rPr>
-          <w:rFonts w:ascii="Times New Roman" w:eastAsia="Times New Roman" w:hAnsi="Times New Roman" w:cs="Times New Roman"/>
-          <w:sz w:val="24"/>
-          <w:szCs w:val="24"/>
-        </w:rPr>
-        <w:t xml:space="preserve">) and </w:t>
-      </w:r>
-      <w:proofErr w:type="spellStart"/>
-      <w:r>
-        <w:rPr>
-          <w:rFonts w:ascii="Times New Roman" w:eastAsia="Times New Roman" w:hAnsi="Times New Roman" w:cs="Times New Roman"/>
-          <w:sz w:val="24"/>
-          <w:szCs w:val="24"/>
-        </w:rPr>
-        <w:t>NoSQL</w:t>
-      </w:r>
-      <w:proofErr w:type="spellEnd"/>
-      <w:r>
-        <w:rPr>
-          <w:rFonts w:ascii="Times New Roman" w:eastAsia="Times New Roman" w:hAnsi="Times New Roman" w:cs="Times New Roman"/>
-          <w:sz w:val="24"/>
-          <w:szCs w:val="24"/>
-        </w:rPr>
-        <w:t xml:space="preserve"> (</w:t>
-      </w:r>
-      <w:proofErr w:type="spellStart"/>
-      <w:r>
-        <w:rPr>
-          <w:rFonts w:ascii="Times New Roman" w:eastAsia="Times New Roman" w:hAnsi="Times New Roman" w:cs="Times New Roman"/>
-          <w:sz w:val="24"/>
-          <w:szCs w:val="24"/>
-        </w:rPr>
-        <w:t>MongoDB</w:t>
-      </w:r>
-      <w:proofErr w:type="spellEnd"/>
-      <w:r>
-        <w:rPr>
-          <w:rFonts w:ascii="Times New Roman" w:eastAsia="Times New Roman" w:hAnsi="Times New Roman" w:cs="Times New Roman"/>
-          <w:sz w:val="24"/>
-          <w:szCs w:val="24"/>
-        </w:rPr>
-        <w:t>) data sources.</w:t>
-      </w:r>
-    </w:p>
-    <w:p>
-      <w:pPr>
-        <w:pStyle w:val="ListParagraph"/>
-        <w:numPr>
-          <w:ilvl w:val="0"/>
-          <w:numId w:val="20"/>
-        </w:numPr>
-        <w:spacing w:before="100" w:beforeAutospacing="1" w:after="100" w:afterAutospacing="1" w:line="240" w:lineRule="auto"/>
-        <w:rPr>
-          <w:rFonts w:ascii="Times New Roman" w:eastAsia="Times New Roman" w:hAnsi="Times New Roman" w:cs="Times New Roman"/>
-          <w:sz w:val="24"/>
-          <w:szCs w:val="24"/>
-        </w:rPr>
-      </w:pPr>
-      <w:r>
-        <w:rPr>
-          <w:rFonts w:ascii="Times New Roman" w:eastAsia="Times New Roman" w:hAnsi="Times New Roman" w:cs="Times New Roman"/>
-          <w:sz w:val="24"/>
-          <w:szCs w:val="24"/>
-        </w:rPr>
-        <w:t xml:space="preserve">Implemented </w:t>
-      </w:r>
-      <w:proofErr w:type="spellStart"/>
-      <w:r>
-        <w:rPr>
-          <w:rFonts w:ascii="Times New Roman" w:eastAsia="Times New Roman" w:hAnsi="Times New Roman" w:cs="Times New Roman"/>
-          <w:sz w:val="24"/>
-          <w:szCs w:val="24"/>
-        </w:rPr>
-        <w:t>Vue</w:t>
-      </w:r>
-      <w:proofErr w:type="spellEnd"/>
-      <w:r>
-        <w:rPr>
-          <w:rFonts w:ascii="Times New Roman" w:eastAsia="Times New Roman" w:hAnsi="Times New Roman" w:cs="Times New Roman"/>
-          <w:sz w:val="24"/>
-          <w:szCs w:val="24"/>
-        </w:rPr>
-        <w:t xml:space="preserve"> Router and dynamic form rendering to handle complex business flows, enabling user customization of workflows with high maintainability.</w:t>
-      </w:r>
-    </w:p>
-    <w:p>
-      <w:pPr>
-        <w:pStyle w:val="ListParagraph"/>
-        <w:numPr>
-          <w:ilvl w:val="0"/>
-          <w:numId w:val="20"/>
-        </w:numPr>
-        <w:spacing w:before="100" w:beforeAutospacing="1" w:after="100" w:afterAutospacing="1" w:line="240" w:lineRule="auto"/>
-        <w:rPr>
-          <w:rFonts w:ascii="Times New Roman" w:eastAsia="Times New Roman" w:hAnsi="Times New Roman" w:cs="Times New Roman"/>
-          <w:sz w:val="24"/>
-          <w:szCs w:val="24"/>
-        </w:rPr>
-      </w:pPr>
-      <w:r>
-        <w:rPr>
-          <w:rFonts w:ascii="Times New Roman" w:eastAsia="Times New Roman" w:hAnsi="Times New Roman" w:cs="Times New Roman"/>
-          <w:sz w:val="24"/>
-          <w:szCs w:val="24"/>
-        </w:rPr>
-        <w:t xml:space="preserve">Containerized </w:t>
-      </w:r>
-      <w:proofErr w:type="spellStart"/>
-      <w:r>
-        <w:rPr>
-          <w:rFonts w:ascii="Times New Roman" w:eastAsia="Times New Roman" w:hAnsi="Times New Roman" w:cs="Times New Roman"/>
-          <w:sz w:val="24"/>
-          <w:szCs w:val="24"/>
-        </w:rPr>
-        <w:t>Vue</w:t>
-      </w:r>
-      <w:proofErr w:type="spellEnd"/>
-      <w:r>
-        <w:rPr>
-          <w:rFonts w:ascii="Times New Roman" w:eastAsia="Times New Roman" w:hAnsi="Times New Roman" w:cs="Times New Roman"/>
-          <w:sz w:val="24"/>
-          <w:szCs w:val="24"/>
-        </w:rPr>
-        <w:t xml:space="preserve"> apps with </w:t>
-      </w:r>
-      <w:proofErr w:type="spellStart"/>
-      <w:r>
-        <w:rPr>
-          <w:rFonts w:ascii="Times New Roman" w:eastAsia="Times New Roman" w:hAnsi="Times New Roman" w:cs="Times New Roman"/>
-          <w:sz w:val="24"/>
-          <w:szCs w:val="24"/>
-        </w:rPr>
-        <w:t>Docker</w:t>
-      </w:r>
-      <w:proofErr w:type="spellEnd"/>
-      <w:r>
-        <w:rPr>
-          <w:rFonts w:ascii="Times New Roman" w:eastAsia="Times New Roman" w:hAnsi="Times New Roman" w:cs="Times New Roman"/>
-          <w:sz w:val="24"/>
-          <w:szCs w:val="24"/>
-        </w:rPr>
-        <w:t xml:space="preserve"> and deployed using </w:t>
-      </w:r>
-      <w:proofErr w:type="spellStart"/>
-      <w:r>
-        <w:rPr>
-          <w:rFonts w:ascii="Times New Roman" w:eastAsia="Times New Roman" w:hAnsi="Times New Roman" w:cs="Times New Roman"/>
-          <w:sz w:val="24"/>
-          <w:szCs w:val="24"/>
-        </w:rPr>
-        <w:t>Kubernetes</w:t>
-      </w:r>
-      <w:proofErr w:type="spellEnd"/>
-      <w:r>
-        <w:rPr>
-          <w:rFonts w:ascii="Times New Roman" w:eastAsia="Times New Roman" w:hAnsi="Times New Roman" w:cs="Times New Roman"/>
-          <w:sz w:val="24"/>
-          <w:szCs w:val="24"/>
-        </w:rPr>
-        <w:t xml:space="preserve"> on GCP, enabling scalable, fault-tolerant frontend infrastructure.</w:t>
-      </w:r>
-    </w:p>
-    <w:p>
-      <w:pPr>
-        <w:pStyle w:val="ListParagraph"/>
-        <w:numPr>
-          <w:ilvl w:val="0"/>
-          <w:numId w:val="20"/>
-        </w:numPr>
-        <w:spacing w:before="100" w:beforeAutospacing="1" w:after="100" w:afterAutospacing="1" w:line="240" w:lineRule="auto"/>
-        <w:rPr>
-          <w:rFonts w:ascii="Times New Roman" w:eastAsia="Times New Roman" w:hAnsi="Times New Roman" w:cs="Times New Roman"/>
-          <w:sz w:val="24"/>
-          <w:szCs w:val="24"/>
-        </w:rPr>
-      </w:pPr>
-      <w:r>
-        <w:rPr>
-          <w:rFonts w:ascii="Times New Roman" w:eastAsia="Times New Roman" w:hAnsi="Times New Roman" w:cs="Times New Roman"/>
-          <w:sz w:val="24"/>
-          <w:szCs w:val="24"/>
-        </w:rPr>
-        <w:t xml:space="preserve">Collaborated with product managers to define UI/UX requirements, translating wireframes into responsive, accessible </w:t>
-      </w:r>
-      <w:proofErr w:type="spellStart"/>
-      <w:r>
-        <w:rPr>
-          <w:rFonts w:ascii="Times New Roman" w:eastAsia="Times New Roman" w:hAnsi="Times New Roman" w:cs="Times New Roman"/>
-          <w:sz w:val="24"/>
-          <w:szCs w:val="24"/>
-        </w:rPr>
-        <w:t>Vue</w:t>
-      </w:r>
-      <w:proofErr w:type="spellEnd"/>
-      <w:r>
-        <w:rPr>
-          <w:rFonts w:ascii="Times New Roman" w:eastAsia="Times New Roman" w:hAnsi="Times New Roman" w:cs="Times New Roman"/>
-          <w:sz w:val="24"/>
-          <w:szCs w:val="24"/>
-        </w:rPr>
-        <w:t xml:space="preserve"> components (WCAG 2.1 compliance).</w:t>
-      </w:r>
-    </w:p>
-    <w:p>
-      <w:pPr>
-        <w:pStyle w:val="ListParagraph"/>
-        <w:numPr>
-          <w:ilvl w:val="0"/>
-          <w:numId w:val="20"/>
-        </w:numPr>
-        <w:spacing w:before="100" w:beforeAutospacing="1" w:after="100" w:afterAutospacing="1" w:line="240" w:lineRule="auto"/>
-        <w:rPr>
-          <w:rFonts w:ascii="Times New Roman" w:eastAsia="Times New Roman" w:hAnsi="Times New Roman" w:cs="Times New Roman"/>
-          <w:sz w:val="24"/>
-          <w:szCs w:val="24"/>
-        </w:rPr>
-      </w:pPr>
-      <w:r>
-        <w:rPr>
-          <w:rFonts w:ascii="Times New Roman" w:eastAsia="Times New Roman" w:hAnsi="Times New Roman" w:cs="Times New Roman"/>
-          <w:sz w:val="24"/>
-          <w:szCs w:val="24"/>
-        </w:rPr>
-        <w:t xml:space="preserve">Introduced unit and integration testing pipelines with Jest and </w:t>
-      </w:r>
-      <w:proofErr w:type="spellStart"/>
-      <w:r>
-        <w:rPr>
-          <w:rFonts w:ascii="Times New Roman" w:eastAsia="Times New Roman" w:hAnsi="Times New Roman" w:cs="Times New Roman"/>
-          <w:sz w:val="24"/>
-          <w:szCs w:val="24"/>
-        </w:rPr>
-        <w:t>Vue</w:t>
-      </w:r>
-      <w:proofErr w:type="spellEnd"/>
-      <w:r>
-        <w:rPr>
-          <w:rFonts w:ascii="Times New Roman" w:eastAsia="Times New Roman" w:hAnsi="Times New Roman" w:cs="Times New Roman"/>
-          <w:sz w:val="24"/>
-          <w:szCs w:val="24"/>
-        </w:rPr>
-        <w:t xml:space="preserve"> Test </w:t>
-      </w:r>
-      <w:proofErr w:type="spellStart"/>
-      <w:r>
-        <w:rPr>
-          <w:rFonts w:ascii="Times New Roman" w:eastAsia="Times New Roman" w:hAnsi="Times New Roman" w:cs="Times New Roman"/>
-          <w:sz w:val="24"/>
-          <w:szCs w:val="24"/>
-        </w:rPr>
-        <w:t>Utils</w:t>
-      </w:r>
-      <w:proofErr w:type="spellEnd"/>
-      <w:r>
-        <w:rPr>
-          <w:rFonts w:ascii="Times New Roman" w:eastAsia="Times New Roman" w:hAnsi="Times New Roman" w:cs="Times New Roman"/>
-          <w:sz w:val="24"/>
-          <w:szCs w:val="24"/>
-        </w:rPr>
-        <w:t>, driving up overall code quality and coverage percentages.</w:t>
-      </w:r>
-    </w:p>
-    <w:p>
-      <w:pPr>
-        <w:pStyle w:val="ListParagraph"/>
-        <w:numPr>
-          <w:ilvl w:val="0"/>
-          <w:numId w:val="20"/>
-        </w:numPr>
-        <w:spacing w:before="100" w:beforeAutospacing="1" w:after="100" w:afterAutospacing="1" w:line="240" w:lineRule="auto"/>
-        <w:rPr>
-          <w:rFonts w:ascii="Times New Roman" w:eastAsia="Times New Roman" w:hAnsi="Times New Roman" w:cs="Times New Roman"/>
-          <w:sz w:val="24"/>
-          <w:szCs w:val="24"/>
-        </w:rPr>
-      </w:pPr>
-      <w:r>
-        <w:rPr>
-          <w:rFonts w:ascii="Times New Roman" w:eastAsia="Times New Roman" w:hAnsi="Times New Roman" w:cs="Times New Roman"/>
-          <w:sz w:val="24"/>
-          <w:szCs w:val="24"/>
-        </w:rPr>
-        <w:t xml:space="preserve">Refactored legacy JavaScript codebases into modern </w:t>
-      </w:r>
-      <w:proofErr w:type="spellStart"/>
-      <w:r>
-        <w:rPr>
-          <w:rFonts w:ascii="Times New Roman" w:eastAsia="Times New Roman" w:hAnsi="Times New Roman" w:cs="Times New Roman"/>
-          <w:sz w:val="24"/>
-          <w:szCs w:val="24"/>
-        </w:rPr>
-        <w:t>Vue</w:t>
-      </w:r>
-      <w:proofErr w:type="spellEnd"/>
-      <w:r>
-        <w:rPr>
-          <w:rFonts w:ascii="Times New Roman" w:eastAsia="Times New Roman" w:hAnsi="Times New Roman" w:cs="Times New Roman"/>
-          <w:sz w:val="24"/>
-          <w:szCs w:val="24"/>
-        </w:rPr>
-        <w:t xml:space="preserve"> 3 + </w:t>
-      </w:r>
-      <w:proofErr w:type="spellStart"/>
-      <w:r>
-        <w:rPr>
-          <w:rFonts w:ascii="Times New Roman" w:eastAsia="Times New Roman" w:hAnsi="Times New Roman" w:cs="Times New Roman"/>
-          <w:sz w:val="24"/>
-          <w:szCs w:val="24"/>
-        </w:rPr>
-        <w:t>TypeScript</w:t>
-      </w:r>
-      <w:proofErr w:type="spellEnd"/>
-      <w:r>
-        <w:rPr>
-          <w:rFonts w:ascii="Times New Roman" w:eastAsia="Times New Roman" w:hAnsi="Times New Roman" w:cs="Times New Roman"/>
-          <w:sz w:val="24"/>
-          <w:szCs w:val="24"/>
-        </w:rPr>
-        <w:t xml:space="preserve"> projects, eliminating technical debt and enhancing developer productivity.</w:t>
-      </w:r>
-    </w:p>
-    <w:p>
-      <w:pPr>
-        <w:pStyle w:val="ListParagraph"/>
-        <w:numPr>
-          <w:ilvl w:val="0"/>
-          <w:numId w:val="20"/>
-        </w:numPr>
-        <w:spacing w:before="100" w:beforeAutospacing="1" w:after="100" w:afterAutospacing="1" w:line="240" w:lineRule="auto"/>
-        <w:rPr>
-          <w:rFonts w:ascii="Times New Roman" w:eastAsia="Times New Roman" w:hAnsi="Times New Roman" w:cs="Times New Roman"/>
-          <w:sz w:val="24"/>
-          <w:szCs w:val="24"/>
-        </w:rPr>
-      </w:pPr>
-      <w:r>
-        <w:rPr>
-          <w:rFonts w:ascii="Times New Roman" w:eastAsia="Times New Roman" w:hAnsi="Times New Roman" w:cs="Times New Roman"/>
-          <w:sz w:val="24"/>
-          <w:szCs w:val="24"/>
-        </w:rPr>
-        <w:t>Participated in Agile ceremonies and contributed to architectural decisions, ensuring long-term scalability and alignment with business objectives.</w:t>
-      </w:r>
-    </w:p>
-    <w:p>
-      <w:pPr>
-        <w:spacing w:before="100" w:beforeAutospacing="1" w:after="100" w:afterAutospacing="1" w:line="240" w:lineRule="auto"/>
-        <w:jc w:val="both"/>
-        <w:outlineLvl w:val="3"/>
-        <w:rPr>
-          <w:rFonts w:ascii="Arial Black" w:eastAsia="Times New Roman" w:hAnsi="Arial Black" w:cs="Times New Roman"/>
-          <w:b/>
-          <w:bCs/>
-          <w:sz w:val="24"/>
-          <w:szCs w:val="24"/>
-        </w:rPr>
-      </w:pPr>
-      <w:proofErr w:type="spellStart"/>
-      <w:r>
-        <w:rPr>
-          <w:rFonts w:ascii="Arial Black" w:eastAsia="Times New Roman" w:hAnsi="Arial Black" w:cs="Times New Roman"/>
-          <w:b/>
-          <w:bCs/>
-          <w:sz w:val="24"/>
-          <w:szCs w:val="24"/>
-        </w:rPr>
-        <w:t>SimbirSoft</w:t>
-      </w:r>
-      <w:proofErr w:type="spellEnd"/>
-      <w:r>
-        <w:rPr>
-          <w:rFonts w:ascii="Arial Black" w:eastAsia="Times New Roman" w:hAnsi="Arial Black" w:cs="Times New Roman"/>
-          <w:b/>
-          <w:bCs/>
-          <w:sz w:val="24"/>
-          <w:szCs w:val="24"/>
-        </w:rPr>
-        <w:t xml:space="preserve"> Company</w:t>
-      </w:r>
-    </w:p>
-    <w:p>
-      <w:pPr>
-        <w:spacing w:after="0" w:line="240" w:lineRule="auto"/>
-        <w:jc w:val="both"/>
-        <w:rPr>
-          <w:rFonts w:ascii="Times New Roman" w:eastAsia="Times New Roman" w:hAnsi="Times New Roman" w:cs="Times New Roman"/>
-          <w:i/>
-          <w:iCs/>
-          <w:sz w:val="24"/>
-          <w:szCs w:val="24"/>
-        </w:rPr>
-      </w:pPr>
-      <w:r>
-        <w:rPr>
-          <w:rFonts w:ascii="Times New Roman" w:eastAsia="Times New Roman" w:hAnsi="Times New Roman" w:cs="Times New Roman"/>
-          <w:i/>
-          <w:iCs/>
-          <w:sz w:val="24"/>
-          <w:szCs w:val="24"/>
-        </w:rPr>
-        <w:t>Software Developer</w:t>
-      </w:r>
-    </w:p>
-    <w:p>
-      <w:pPr>
-        <w:spacing w:after="0" w:line="240" w:lineRule="auto"/>
-        <w:jc w:val="both"/>
-        <w:rPr>
-          <w:rFonts w:ascii="Times New Roman" w:eastAsia="Times New Roman" w:hAnsi="Times New Roman" w:cs="Times New Roman"/>
-          <w:sz w:val="24"/>
-          <w:szCs w:val="24"/>
-        </w:rPr>
-      </w:pPr>
-      <w:r>
-        <w:rPr>
-          <w:rFonts w:ascii="Times New Roman" w:eastAsia="Times New Roman" w:hAnsi="Times New Roman" w:cs="Times New Roman"/>
-          <w:i/>
-          <w:iCs/>
-          <w:sz w:val="24"/>
-          <w:szCs w:val="24"/>
-        </w:rPr>
-        <w:t>Boston, MA | Mar 2015 – Jun 2018</w:t>
-      </w:r>
-    </w:p>
-    <w:p>
-      <w:pPr>
-        <w:pStyle w:val="NormalWeb"/>
-        <w:numPr>
-          <w:ilvl w:val="0"/>
-          <w:numId w:val="23"/>
-        </w:numPr>
-      </w:pPr>
-      <w:r>
-        <w:t>Delivered Vue.js modules for e-commerce platforms handling complex shopping carts, checkout flows, and secure payment integrations.</w:t>
-      </w:r>
-    </w:p>
-    <w:p>
-      <w:pPr>
-        <w:pStyle w:val="NormalWeb"/>
-        <w:numPr>
-          <w:ilvl w:val="0"/>
-          <w:numId w:val="23"/>
-        </w:numPr>
-      </w:pPr>
-      <w:r>
-        <w:t xml:space="preserve">Designed and implemented SQL schemas and </w:t>
-      </w:r>
-      <w:proofErr w:type="spellStart"/>
-      <w:r>
-        <w:t>Redis</w:t>
-      </w:r>
-      <w:proofErr w:type="spellEnd"/>
-      <w:r>
-        <w:t xml:space="preserve"> caching strategies, optimizing data retrieval and improving API response times.</w:t>
-      </w:r>
-    </w:p>
-    <w:p>
-      <w:pPr>
-        <w:pStyle w:val="NormalWeb"/>
-        <w:numPr>
-          <w:ilvl w:val="0"/>
-          <w:numId w:val="23"/>
-        </w:numPr>
-      </w:pPr>
-      <w:r>
-        <w:t xml:space="preserve">Integrated third-party services (Stripe, PayPal, </w:t>
-      </w:r>
-      <w:proofErr w:type="spellStart"/>
-      <w:proofErr w:type="gramStart"/>
-      <w:r>
-        <w:t>Twilio</w:t>
-      </w:r>
-      <w:proofErr w:type="spellEnd"/>
-      <w:proofErr w:type="gramEnd"/>
-      <w:r>
-        <w:t xml:space="preserve">) into </w:t>
-      </w:r>
-      <w:proofErr w:type="spellStart"/>
-      <w:r>
-        <w:t>Vue</w:t>
-      </w:r>
-      <w:proofErr w:type="spellEnd"/>
-      <w:r>
-        <w:t xml:space="preserve"> applications, ensuring seamless customer experience across payment and messaging workflows.</w:t>
-      </w:r>
-    </w:p>
-    <w:p>
-      <w:pPr>
-        <w:pStyle w:val="NormalWeb"/>
-        <w:numPr>
-          <w:ilvl w:val="0"/>
-          <w:numId w:val="23"/>
-        </w:numPr>
-      </w:pPr>
-      <w:r>
-        <w:t>Built mobile-first responsive layouts with SCSS and Tailwind, ensuring cross-browser and cross-device compatibility.</w:t>
-      </w:r>
-    </w:p>
-    <w:p>
-      <w:pPr>
-        <w:pStyle w:val="NormalWeb"/>
-        <w:numPr>
-          <w:ilvl w:val="0"/>
-          <w:numId w:val="23"/>
-        </w:numPr>
-      </w:pPr>
-      <w:r>
-        <w:t xml:space="preserve">Configured AWS </w:t>
-      </w:r>
-      <w:proofErr w:type="spellStart"/>
-      <w:r>
-        <w:t>CloudFront</w:t>
-      </w:r>
-      <w:proofErr w:type="spellEnd"/>
-      <w:r>
-        <w:t xml:space="preserve"> for content delivery, optimizing performance for high-traffic </w:t>
-      </w:r>
-      <w:proofErr w:type="spellStart"/>
-      <w:r>
-        <w:t>Vue</w:t>
-      </w:r>
-      <w:proofErr w:type="spellEnd"/>
-      <w:r>
-        <w:t xml:space="preserve"> applications serving global audiences.</w:t>
-      </w:r>
-    </w:p>
-    <w:p>
-      <w:pPr>
-        <w:pStyle w:val="NormalWeb"/>
-        <w:numPr>
-          <w:ilvl w:val="0"/>
-          <w:numId w:val="23"/>
-        </w:numPr>
-      </w:pPr>
-      <w:r>
-        <w:t>Partnered with QA engineers to automate testing strategies, introducing Cypress test suites that simulated real-world end-user scenarios.</w:t>
-      </w:r>
-    </w:p>
-    <w:p>
-      <w:pPr>
-        <w:pStyle w:val="NormalWeb"/>
-        <w:numPr>
-          <w:ilvl w:val="0"/>
-          <w:numId w:val="23"/>
-        </w:numPr>
-      </w:pPr>
-      <w:r>
-        <w:t xml:space="preserve">Developed real-time notification systems leveraging </w:t>
-      </w:r>
-      <w:proofErr w:type="spellStart"/>
-      <w:r>
-        <w:t>WebSockets</w:t>
-      </w:r>
-      <w:proofErr w:type="spellEnd"/>
-      <w:r>
-        <w:t xml:space="preserve"> and integrated seamlessly with </w:t>
-      </w:r>
-      <w:proofErr w:type="spellStart"/>
-      <w:r>
-        <w:t>Vue</w:t>
-      </w:r>
-      <w:proofErr w:type="spellEnd"/>
-      <w:r>
-        <w:t xml:space="preserve"> state management.</w:t>
-      </w:r>
-    </w:p>
-    <w:p>
-      <w:pPr>
-        <w:pStyle w:val="NormalWeb"/>
-        <w:numPr>
-          <w:ilvl w:val="0"/>
-          <w:numId w:val="23"/>
-        </w:numPr>
-      </w:pPr>
-      <w:r>
-        <w:t xml:space="preserve">Participated in team-wide refactoring initiatives, improving modularization and maintainability of core </w:t>
-      </w:r>
-      <w:proofErr w:type="spellStart"/>
-      <w:r>
-        <w:t>Vue</w:t>
-      </w:r>
-      <w:proofErr w:type="spellEnd"/>
-      <w:r>
-        <w:t xml:space="preserve"> codebases.</w:t>
-      </w:r>
-    </w:p>
-    <w:p>
-      <w:pPr>
-        <w:spacing w:before="100" w:beforeAutospacing="1" w:after="100" w:afterAutospacing="1" w:line="240" w:lineRule="auto"/>
-        <w:jc w:val="both"/>
-        <w:outlineLvl w:val="3"/>
-        <w:rPr>
-          <w:rFonts w:ascii="Arial Black" w:eastAsia="Times New Roman" w:hAnsi="Arial Black" w:cs="Times New Roman"/>
-          <w:b/>
-          <w:bCs/>
-          <w:sz w:val="24"/>
-          <w:szCs w:val="24"/>
-        </w:rPr>
-      </w:pPr>
-      <w:r>
-        <w:rPr>
-          <w:rFonts w:ascii="Arial Black" w:eastAsia="Times New Roman" w:hAnsi="Arial Black" w:cs="Times New Roman"/>
-          <w:b/>
-          <w:bCs/>
-          <w:sz w:val="24"/>
-          <w:szCs w:val="24"/>
-        </w:rPr>
-        <w:t>Microsoft</w:t>
-      </w:r>
-    </w:p>
-    <w:p>
-      <w:pPr>
-        <w:spacing w:after="0" w:line="240" w:lineRule="auto"/>
-        <w:jc w:val="both"/>
-        <w:rPr>
-          <w:rFonts w:ascii="Times New Roman" w:eastAsia="Times New Roman" w:hAnsi="Times New Roman" w:cs="Times New Roman"/>
-          <w:i/>
-          <w:iCs/>
-          <w:sz w:val="24"/>
-          <w:szCs w:val="24"/>
-        </w:rPr>
-      </w:pPr>
-      <w:r>
-        <w:rPr>
-          <w:rFonts w:ascii="Times New Roman" w:eastAsia="Times New Roman" w:hAnsi="Times New Roman" w:cs="Times New Roman"/>
-          <w:i/>
-          <w:iCs/>
-          <w:sz w:val="24"/>
-          <w:szCs w:val="24"/>
-        </w:rPr>
-        <w:t>Software Developer Intern</w:t>
-      </w:r>
-    </w:p>
-    <w:p>
-      <w:pPr>
-        <w:spacing w:after="0" w:line="240" w:lineRule="auto"/>
-        <w:jc w:val="both"/>
-        <w:rPr>
-          <w:rFonts w:ascii="Times New Roman" w:eastAsia="Times New Roman" w:hAnsi="Times New Roman" w:cs="Times New Roman"/>
-          <w:sz w:val="24"/>
-          <w:szCs w:val="24"/>
-        </w:rPr>
-      </w:pPr>
-      <w:r>
-        <w:rPr>
-          <w:rFonts w:ascii="Times New Roman" w:eastAsia="Times New Roman" w:hAnsi="Times New Roman" w:cs="Times New Roman"/>
-          <w:i/>
-          <w:iCs/>
-          <w:sz w:val="24"/>
-          <w:szCs w:val="24"/>
-        </w:rPr>
-        <w:t>Cambridge, MA | Aug 2014 – Feb 2015</w:t>
-      </w:r>
-    </w:p>
-    <w:p>
-      <w:pPr>
-        <w:pStyle w:val="ListParagraph"/>
-        <w:numPr>
-          <w:ilvl w:val="0"/>
-          <w:numId w:val="24"/>
-        </w:numPr>
-        <w:spacing w:before="100" w:beforeAutospacing="1" w:after="100" w:afterAutospacing="1" w:line="240" w:lineRule="auto"/>
-        <w:rPr>
-          <w:rFonts w:ascii="Times New Roman" w:eastAsia="Times New Roman" w:hAnsi="Times New Roman" w:cs="Times New Roman"/>
-          <w:sz w:val="24"/>
-          <w:szCs w:val="24"/>
-        </w:rPr>
-      </w:pPr>
-      <w:r>
-        <w:rPr>
-          <w:rFonts w:ascii="Times New Roman" w:eastAsia="Times New Roman" w:hAnsi="Times New Roman" w:cs="Times New Roman"/>
-          <w:sz w:val="24"/>
-          <w:szCs w:val="24"/>
-        </w:rPr>
-        <w:t>Assisted in developing UI modules for internal tools using JavaScript and CSS, ensuring accessibility and adherence to Microsoft design standards.</w:t>
-      </w:r>
-    </w:p>
-    <w:p>
-      <w:pPr>
-        <w:pStyle w:val="ListParagraph"/>
-        <w:numPr>
-          <w:ilvl w:val="0"/>
-          <w:numId w:val="24"/>
-        </w:numPr>
-        <w:spacing w:before="100" w:beforeAutospacing="1" w:after="100" w:afterAutospacing="1" w:line="240" w:lineRule="auto"/>
-        <w:rPr>
-          <w:rFonts w:ascii="Times New Roman" w:eastAsia="Times New Roman" w:hAnsi="Times New Roman" w:cs="Times New Roman"/>
-          <w:sz w:val="24"/>
-          <w:szCs w:val="24"/>
-        </w:rPr>
-      </w:pPr>
-      <w:r>
-        <w:rPr>
-          <w:rFonts w:ascii="Times New Roman" w:eastAsia="Times New Roman" w:hAnsi="Times New Roman" w:cs="Times New Roman"/>
-          <w:sz w:val="24"/>
-          <w:szCs w:val="24"/>
-        </w:rPr>
-        <w:lastRenderedPageBreak/>
-        <w:t>Wrote SQL queries and stored procedures to support frontend dashboards with structured reporting features.</w:t>
-      </w:r>
-    </w:p>
-    <w:p>
-      <w:pPr>
-        <w:pStyle w:val="ListParagraph"/>
-        <w:numPr>
-          <w:ilvl w:val="0"/>
-          <w:numId w:val="24"/>
-        </w:numPr>
-        <w:spacing w:before="100" w:beforeAutospacing="1" w:after="100" w:afterAutospacing="1" w:line="240" w:lineRule="auto"/>
-        <w:rPr>
-          <w:rFonts w:ascii="Times New Roman" w:eastAsia="Times New Roman" w:hAnsi="Times New Roman" w:cs="Times New Roman"/>
-          <w:sz w:val="24"/>
-          <w:szCs w:val="24"/>
-        </w:rPr>
-      </w:pPr>
-      <w:r>
-        <w:rPr>
-          <w:rFonts w:ascii="Times New Roman" w:eastAsia="Times New Roman" w:hAnsi="Times New Roman" w:cs="Times New Roman"/>
-          <w:sz w:val="24"/>
-          <w:szCs w:val="24"/>
-        </w:rPr>
-        <w:t>Contributed to documentation and cross-team knowledge sharing, improving onboarding for future interns and junior engineers.</w:t>
-      </w:r>
-    </w:p>
-    <w:p>
-      <w:pPr>
-        <w:shd w:val="clear" w:color="auto" w:fill="DBE5F1" w:themeFill="accent1" w:themeFillTint="33"/>
-        <w:spacing w:before="100" w:beforeAutospacing="1" w:after="100" w:afterAutospacing="1" w:line="240" w:lineRule="auto"/>
-        <w:jc w:val="both"/>
-        <w:outlineLvl w:val="2"/>
+      </w:pPr>
+      <w:r>
         <w:rPr>
           <w:rFonts w:ascii="Impact" w:eastAsia="Times New Roman" w:hAnsi="Impact" w:cs="Times New Roman"/>
           <w:b/>
@@ -2099,16 +2093,6 @@
           <w:sz w:val="27"/>
           <w:szCs w:val="27"/>
         </w:rPr>
-      </w:pPr>
-      <w:r>
-        <w:rPr>
-          <w:rFonts w:ascii="Impact" w:eastAsia="Times New Roman" w:hAnsi="Impact" w:cs="Times New Roman"/>
-          <w:b/>
-          <w:bCs/>
-          <w:color w:val="1F497D" w:themeColor="text2"/>
-          <w:sz w:val="27"/>
-          <w:szCs w:val="27"/>
-        </w:rPr>
         <w:t>Projects</w:t>
       </w:r>
     </w:p>
@@ -2328,17 +2312,7 @@
           <w:sz w:val="24"/>
           <w:szCs w:val="24"/>
         </w:rPr>
-        <w:t xml:space="preserve"> and served globally </w:t>
-      </w:r>
-      <w:bookmarkStart w:id="0" w:name="_GoBack"/>
-      <w:bookmarkEnd w:id="0"/>
-      <w:r>
-        <w:rPr>
-          <w:rFonts w:ascii="Times New Roman" w:eastAsia="Times New Roman" w:hAnsi="Times New Roman" w:cs="Times New Roman"/>
-          <w:sz w:val="24"/>
-          <w:szCs w:val="24"/>
-        </w:rPr>
-        <w:t xml:space="preserve">using AWS </w:t>
+        <w:t xml:space="preserve"> and served globally using AWS </w:t>
       </w:r>
       <w:proofErr w:type="spellStart"/>
       <w:r>
@@ -7221,7 +7195,7 @@
 </file>
 
 <file path=customXml/itemProps1.xml><?xml version="1.0" encoding="utf-8"?>
-<ds:datastoreItem xmlns:ds="http://schemas.openxmlformats.org/officeDocument/2006/customXml" ds:itemID="{8ADBC95E-2CB6-4938-A440-E725F18A0976}">
+<ds:datastoreItem xmlns:ds="http://schemas.openxmlformats.org/officeDocument/2006/customXml" ds:itemID="{DDDBF5A4-E69F-4D2E-AE33-349D90EB4EC7}">
   <ds:schemaRefs>
     <ds:schemaRef ds:uri="http://schemas.openxmlformats.org/officeDocument/2006/bibliography"/>
   </ds:schemaRefs>

--- a/Taylor/Vue/Taylor Pentz.docx
+++ b/Taylor/Vue/Taylor Pentz.docx
@@ -118,10 +118,8 @@
           <w:rFonts w:ascii="Times New Roman" w:hAnsi="Times New Roman" w:cs="Times New Roman"/>
           <w:sz w:val="24"/>
         </w:rPr>
-        <w:t>https://www.linkedin.com/in/taylor-pentz-10a92a3aa</w:t>
-      </w:r>
-      <w:bookmarkStart w:id="0" w:name="_GoBack"/>
-      <w:bookmarkEnd w:id="0"/>
+        <w:t>https://www.linkedin.com/in/taylor-p-b0389a3ba</w:t>
+      </w:r>
     </w:p>
     <w:p>
       <w:pPr>
@@ -184,63 +182,15 @@
           <w:rFonts w:ascii="Times New Roman" w:hAnsi="Times New Roman" w:cs="Times New Roman"/>
           <w:sz w:val="24"/>
         </w:rPr>
-        <w:t xml:space="preserve"> Skilled in delivering high-performance SPAs, integrating with cloud ecosystems (AWS, GCP), and containerized environments (</w:t>
-      </w:r>
-      <w:proofErr w:type="spellStart"/>
+        <w:t xml:space="preserve"> Skilled in delivering high-performance SPAs, integrating with cloud ecosystems (AWS, GCP), and containerized environments (Docker). </w:t>
+      </w:r>
+      <w:proofErr w:type="gramStart"/>
       <w:r>
         <w:rPr>
           <w:rFonts w:ascii="Times New Roman" w:hAnsi="Times New Roman" w:cs="Times New Roman"/>
           <w:sz w:val="24"/>
         </w:rPr>
-        <w:t>Docker</w:t>
-      </w:r>
-      <w:proofErr w:type="spellEnd"/>
-      <w:r>
-        <w:rPr>
-          <w:rFonts w:ascii="Times New Roman" w:hAnsi="Times New Roman" w:cs="Times New Roman"/>
-          <w:sz w:val="24"/>
-        </w:rPr>
-        <w:t xml:space="preserve">). </w:t>
-      </w:r>
-      <w:proofErr w:type="gramStart"/>
-      <w:r>
-        <w:rPr>
-          <w:rFonts w:ascii="Times New Roman" w:hAnsi="Times New Roman" w:cs="Times New Roman"/>
-          <w:sz w:val="24"/>
-        </w:rPr>
-        <w:t>Strong background in SQL/</w:t>
-      </w:r>
-      <w:proofErr w:type="spellStart"/>
-      <w:r>
-        <w:rPr>
-          <w:rFonts w:ascii="Times New Roman" w:hAnsi="Times New Roman" w:cs="Times New Roman"/>
-          <w:sz w:val="24"/>
-        </w:rPr>
-        <w:t>NoSQL</w:t>
-      </w:r>
-      <w:proofErr w:type="spellEnd"/>
-      <w:r>
-        <w:rPr>
-          <w:rFonts w:ascii="Times New Roman" w:hAnsi="Times New Roman" w:cs="Times New Roman"/>
-          <w:sz w:val="24"/>
-        </w:rPr>
-        <w:t xml:space="preserve"> data design and frontend optimization for enterprise and </w:t>
-      </w:r>
-      <w:proofErr w:type="spellStart"/>
-      <w:r>
-        <w:rPr>
-          <w:rFonts w:ascii="Times New Roman" w:hAnsi="Times New Roman" w:cs="Times New Roman"/>
-          <w:sz w:val="24"/>
-        </w:rPr>
-        <w:t>SaaS</w:t>
-      </w:r>
-      <w:proofErr w:type="spellEnd"/>
-      <w:r>
-        <w:rPr>
-          <w:rFonts w:ascii="Times New Roman" w:hAnsi="Times New Roman" w:cs="Times New Roman"/>
-          <w:sz w:val="24"/>
-        </w:rPr>
-        <w:t xml:space="preserve"> products.</w:t>
+        <w:t>Strong background in SQL/NoSQL data design and frontend optimization for enterprise and SaaS products.</w:t>
       </w:r>
       <w:proofErr w:type="gramEnd"/>
     </w:p>
@@ -270,6 +220,8 @@
         </w:rPr>
         <w:t>Technical Skills</w:t>
       </w:r>
+      <w:bookmarkStart w:id="0" w:name="_GoBack"/>
+      <w:bookmarkEnd w:id="0"/>
     </w:p>
     <w:p>
       <w:pPr>
@@ -460,25 +412,7 @@
           <w:sz w:val="24"/>
           <w:szCs w:val="24"/>
         </w:rPr>
-        <w:t xml:space="preserve">), </w:t>
-      </w:r>
-      <w:proofErr w:type="spellStart"/>
-      <w:r>
-        <w:rPr>
-          <w:rFonts w:ascii="Times New Roman" w:eastAsia="Times New Roman" w:hAnsi="Times New Roman" w:cs="Times New Roman"/>
-          <w:sz w:val="24"/>
-          <w:szCs w:val="24"/>
-        </w:rPr>
-        <w:t>Docker</w:t>
-      </w:r>
-      <w:proofErr w:type="spellEnd"/>
-      <w:r>
-        <w:rPr>
-          <w:rFonts w:ascii="Times New Roman" w:eastAsia="Times New Roman" w:hAnsi="Times New Roman" w:cs="Times New Roman"/>
-          <w:sz w:val="24"/>
-          <w:szCs w:val="24"/>
-        </w:rPr>
-        <w:t>, CI/CD pipelines</w:t>
+        <w:t>), Docker, CI/CD pipelines</w:t>
       </w:r>
     </w:p>
     <w:p>
@@ -511,61 +445,7 @@
           <w:sz w:val="24"/>
           <w:szCs w:val="24"/>
         </w:rPr>
-        <w:t xml:space="preserve"> SQL (</w:t>
-      </w:r>
-      <w:proofErr w:type="spellStart"/>
-      <w:r>
-        <w:rPr>
-          <w:rFonts w:ascii="Times New Roman" w:eastAsia="Times New Roman" w:hAnsi="Times New Roman" w:cs="Times New Roman"/>
-          <w:sz w:val="24"/>
-          <w:szCs w:val="24"/>
-        </w:rPr>
-        <w:t>PostgreSQL</w:t>
-      </w:r>
-      <w:proofErr w:type="spellEnd"/>
-      <w:r>
-        <w:rPr>
-          <w:rFonts w:ascii="Times New Roman" w:eastAsia="Times New Roman" w:hAnsi="Times New Roman" w:cs="Times New Roman"/>
-          <w:sz w:val="24"/>
-          <w:szCs w:val="24"/>
-        </w:rPr>
-        <w:t xml:space="preserve">, MySQL), </w:t>
-      </w:r>
-      <w:proofErr w:type="spellStart"/>
-      <w:r>
-        <w:rPr>
-          <w:rFonts w:ascii="Times New Roman" w:eastAsia="Times New Roman" w:hAnsi="Times New Roman" w:cs="Times New Roman"/>
-          <w:sz w:val="24"/>
-          <w:szCs w:val="24"/>
-        </w:rPr>
-        <w:t>NoSQL</w:t>
-      </w:r>
-      <w:proofErr w:type="spellEnd"/>
-      <w:r>
-        <w:rPr>
-          <w:rFonts w:ascii="Times New Roman" w:eastAsia="Times New Roman" w:hAnsi="Times New Roman" w:cs="Times New Roman"/>
-          <w:sz w:val="24"/>
-          <w:szCs w:val="24"/>
-        </w:rPr>
-        <w:t xml:space="preserve"> (</w:t>
-      </w:r>
-      <w:proofErr w:type="spellStart"/>
-      <w:r>
-        <w:rPr>
-          <w:rFonts w:ascii="Times New Roman" w:eastAsia="Times New Roman" w:hAnsi="Times New Roman" w:cs="Times New Roman"/>
-          <w:sz w:val="24"/>
-          <w:szCs w:val="24"/>
-        </w:rPr>
-        <w:t>MongoDB</w:t>
-      </w:r>
-      <w:proofErr w:type="spellEnd"/>
-      <w:r>
-        <w:rPr>
-          <w:rFonts w:ascii="Times New Roman" w:eastAsia="Times New Roman" w:hAnsi="Times New Roman" w:cs="Times New Roman"/>
-          <w:sz w:val="24"/>
-          <w:szCs w:val="24"/>
-        </w:rPr>
-        <w:t xml:space="preserve">, </w:t>
+        <w:t xml:space="preserve"> SQL (PostgreSQL, MySQL), NoSQL (MongoDB, </w:t>
       </w:r>
       <w:proofErr w:type="spellStart"/>
       <w:r>
@@ -652,25 +532,7 @@
           <w:sz w:val="24"/>
           <w:szCs w:val="24"/>
         </w:rPr>
-        <w:t xml:space="preserve">, </w:t>
-      </w:r>
-      <w:proofErr w:type="spellStart"/>
-      <w:r>
-        <w:rPr>
-          <w:rFonts w:ascii="Times New Roman" w:eastAsia="Times New Roman" w:hAnsi="Times New Roman" w:cs="Times New Roman"/>
-          <w:sz w:val="24"/>
-          <w:szCs w:val="24"/>
-        </w:rPr>
-        <w:t>Jira</w:t>
-      </w:r>
-      <w:proofErr w:type="spellEnd"/>
-      <w:r>
-        <w:rPr>
-          <w:rFonts w:ascii="Times New Roman" w:eastAsia="Times New Roman" w:hAnsi="Times New Roman" w:cs="Times New Roman"/>
-          <w:sz w:val="24"/>
-          <w:szCs w:val="24"/>
-        </w:rPr>
-        <w:t xml:space="preserve">, Agile/Scrum, REST, </w:t>
+        <w:t xml:space="preserve">, Jira, Agile/Scrum, REST, </w:t>
       </w:r>
       <w:proofErr w:type="spellStart"/>
       <w:r>
@@ -926,25 +788,7 @@
           <w:sz w:val="24"/>
           <w:szCs w:val="24"/>
         </w:rPr>
-        <w:t xml:space="preserve"> contracts, ensuring seamless data flow and type-safe integrations across SQL and </w:t>
-      </w:r>
-      <w:proofErr w:type="spellStart"/>
-      <w:r>
-        <w:rPr>
-          <w:rFonts w:ascii="Times New Roman" w:eastAsia="Times New Roman" w:hAnsi="Times New Roman" w:cs="Times New Roman"/>
-          <w:sz w:val="24"/>
-          <w:szCs w:val="24"/>
-        </w:rPr>
-        <w:t>NoSQL</w:t>
-      </w:r>
-      <w:proofErr w:type="spellEnd"/>
-      <w:r>
-        <w:rPr>
-          <w:rFonts w:ascii="Times New Roman" w:eastAsia="Times New Roman" w:hAnsi="Times New Roman" w:cs="Times New Roman"/>
-          <w:sz w:val="24"/>
-          <w:szCs w:val="24"/>
-        </w:rPr>
-        <w:t xml:space="preserve"> databases.</w:t>
+        <w:t xml:space="preserve"> contracts, ensuring seamless data flow and type-safe integrations across SQL and NoSQL databases.</w:t>
       </w:r>
     </w:p>
     <w:p>
@@ -990,25 +834,7 @@
           <w:sz w:val="24"/>
           <w:szCs w:val="24"/>
         </w:rPr>
-        <w:t xml:space="preserve">Deployed containerized frontend environments via </w:t>
-      </w:r>
-      <w:proofErr w:type="spellStart"/>
-      <w:r>
-        <w:rPr>
-          <w:rFonts w:ascii="Times New Roman" w:eastAsia="Times New Roman" w:hAnsi="Times New Roman" w:cs="Times New Roman"/>
-          <w:sz w:val="24"/>
-          <w:szCs w:val="24"/>
-        </w:rPr>
-        <w:t>Docker</w:t>
-      </w:r>
-      <w:proofErr w:type="spellEnd"/>
-      <w:r>
-        <w:rPr>
-          <w:rFonts w:ascii="Times New Roman" w:eastAsia="Times New Roman" w:hAnsi="Times New Roman" w:cs="Times New Roman"/>
-          <w:sz w:val="24"/>
-          <w:szCs w:val="24"/>
-        </w:rPr>
-        <w:t xml:space="preserve"> and orchestrated CI/CD pipelines on AWS/GCP, ensuring reliable multi-region deployment strategies.</w:t>
+        <w:t>Deployed containerized frontend environments via Docker and orchestrated CI/CD pipelines on AWS/GCP, ensuring reliable multi-region deployment strategies.</w:t>
       </w:r>
     </w:p>
     <w:p>
@@ -1255,25 +1081,7 @@
           <w:sz w:val="24"/>
           <w:szCs w:val="24"/>
         </w:rPr>
-        <w:t xml:space="preserve">Built dynamic Vue.js dashboards for financial </w:t>
-      </w:r>
-      <w:proofErr w:type="spellStart"/>
-      <w:r>
-        <w:rPr>
-          <w:rFonts w:ascii="Times New Roman" w:eastAsia="Times New Roman" w:hAnsi="Times New Roman" w:cs="Times New Roman"/>
-          <w:sz w:val="24"/>
-          <w:szCs w:val="24"/>
-        </w:rPr>
-        <w:t>SaaS</w:t>
-      </w:r>
-      <w:proofErr w:type="spellEnd"/>
-      <w:r>
-        <w:rPr>
-          <w:rFonts w:ascii="Times New Roman" w:eastAsia="Times New Roman" w:hAnsi="Times New Roman" w:cs="Times New Roman"/>
-          <w:sz w:val="24"/>
-          <w:szCs w:val="24"/>
-        </w:rPr>
-        <w:t xml:space="preserve"> platforms, integrating data visualization libraries (D3.js, Chart.js) for real-time analytics and reporting.</w:t>
+        <w:t>Built dynamic Vue.js dashboards for financial SaaS platforms, integrating data visualization libraries (D3.js, Chart.js) for real-time analytics and reporting.</w:t>
       </w:r>
     </w:p>
     <w:p>
@@ -1332,61 +1140,7 @@
           <w:sz w:val="24"/>
           <w:szCs w:val="24"/>
         </w:rPr>
-        <w:t>, ensuring smooth synchronization between SQL (</w:t>
-      </w:r>
-      <w:proofErr w:type="spellStart"/>
-      <w:r>
-        <w:rPr>
-          <w:rFonts w:ascii="Times New Roman" w:eastAsia="Times New Roman" w:hAnsi="Times New Roman" w:cs="Times New Roman"/>
-          <w:sz w:val="24"/>
-          <w:szCs w:val="24"/>
-        </w:rPr>
-        <w:t>PostgreSQL</w:t>
-      </w:r>
-      <w:proofErr w:type="spellEnd"/>
-      <w:r>
-        <w:rPr>
-          <w:rFonts w:ascii="Times New Roman" w:eastAsia="Times New Roman" w:hAnsi="Times New Roman" w:cs="Times New Roman"/>
-          <w:sz w:val="24"/>
-          <w:szCs w:val="24"/>
-        </w:rPr>
-        <w:t xml:space="preserve">) and </w:t>
-      </w:r>
-      <w:proofErr w:type="spellStart"/>
-      <w:r>
-        <w:rPr>
-          <w:rFonts w:ascii="Times New Roman" w:eastAsia="Times New Roman" w:hAnsi="Times New Roman" w:cs="Times New Roman"/>
-          <w:sz w:val="24"/>
-          <w:szCs w:val="24"/>
-        </w:rPr>
-        <w:t>NoSQL</w:t>
-      </w:r>
-      <w:proofErr w:type="spellEnd"/>
-      <w:r>
-        <w:rPr>
-          <w:rFonts w:ascii="Times New Roman" w:eastAsia="Times New Roman" w:hAnsi="Times New Roman" w:cs="Times New Roman"/>
-          <w:sz w:val="24"/>
-          <w:szCs w:val="24"/>
-        </w:rPr>
-        <w:t xml:space="preserve"> (</w:t>
-      </w:r>
-      <w:proofErr w:type="spellStart"/>
-      <w:r>
-        <w:rPr>
-          <w:rFonts w:ascii="Times New Roman" w:eastAsia="Times New Roman" w:hAnsi="Times New Roman" w:cs="Times New Roman"/>
-          <w:sz w:val="24"/>
-          <w:szCs w:val="24"/>
-        </w:rPr>
-        <w:t>MongoDB</w:t>
-      </w:r>
-      <w:proofErr w:type="spellEnd"/>
-      <w:r>
-        <w:rPr>
-          <w:rFonts w:ascii="Times New Roman" w:eastAsia="Times New Roman" w:hAnsi="Times New Roman" w:cs="Times New Roman"/>
-          <w:sz w:val="24"/>
-          <w:szCs w:val="24"/>
-        </w:rPr>
-        <w:t>) data sources.</w:t>
+        <w:t>, ensuring smooth synchronization between SQL (PostgreSQL) and NoSQL (MongoDB) data sources.</w:t>
       </w:r>
     </w:p>
     <w:p>
@@ -1468,43 +1222,7 @@
           <w:sz w:val="24"/>
           <w:szCs w:val="24"/>
         </w:rPr>
-        <w:t xml:space="preserve"> apps with </w:t>
-      </w:r>
-      <w:proofErr w:type="spellStart"/>
-      <w:r>
-        <w:rPr>
-          <w:rFonts w:ascii="Times New Roman" w:eastAsia="Times New Roman" w:hAnsi="Times New Roman" w:cs="Times New Roman"/>
-          <w:sz w:val="24"/>
-          <w:szCs w:val="24"/>
-        </w:rPr>
-        <w:t>Docker</w:t>
-      </w:r>
-      <w:proofErr w:type="spellEnd"/>
-      <w:r>
-        <w:rPr>
-          <w:rFonts w:ascii="Times New Roman" w:eastAsia="Times New Roman" w:hAnsi="Times New Roman" w:cs="Times New Roman"/>
-          <w:sz w:val="24"/>
-          <w:szCs w:val="24"/>
-        </w:rPr>
-        <w:t xml:space="preserve"> and deployed using </w:t>
-      </w:r>
-      <w:proofErr w:type="spellStart"/>
-      <w:r>
-        <w:rPr>
-          <w:rFonts w:ascii="Times New Roman" w:eastAsia="Times New Roman" w:hAnsi="Times New Roman" w:cs="Times New Roman"/>
-          <w:sz w:val="24"/>
-          <w:szCs w:val="24"/>
-        </w:rPr>
-        <w:t>Kubernetes</w:t>
-      </w:r>
-      <w:proofErr w:type="spellEnd"/>
-      <w:r>
-        <w:rPr>
-          <w:rFonts w:ascii="Times New Roman" w:eastAsia="Times New Roman" w:hAnsi="Times New Roman" w:cs="Times New Roman"/>
-          <w:sz w:val="24"/>
-          <w:szCs w:val="24"/>
-        </w:rPr>
-        <w:t xml:space="preserve"> on GCP, enabling scalable, fault-tolerant frontend infrastructure.</w:t>
+        <w:t xml:space="preserve"> apps with Docker and deployed using Kubernetes on GCP, enabling scalable, fault-tolerant frontend infrastructure.</w:t>
       </w:r>
     </w:p>
     <w:p>
@@ -2207,25 +1925,7 @@
           <w:sz w:val="24"/>
           <w:szCs w:val="24"/>
         </w:rPr>
-        <w:t>-based cart and checkout flow integrated with AWS Lambda and SQL/</w:t>
-      </w:r>
-      <w:proofErr w:type="spellStart"/>
-      <w:r>
-        <w:rPr>
-          <w:rFonts w:ascii="Times New Roman" w:eastAsia="Times New Roman" w:hAnsi="Times New Roman" w:cs="Times New Roman"/>
-          <w:sz w:val="24"/>
-          <w:szCs w:val="24"/>
-        </w:rPr>
-        <w:t>NoSQL</w:t>
-      </w:r>
-      <w:proofErr w:type="spellEnd"/>
-      <w:r>
-        <w:rPr>
-          <w:rFonts w:ascii="Times New Roman" w:eastAsia="Times New Roman" w:hAnsi="Times New Roman" w:cs="Times New Roman"/>
-          <w:sz w:val="24"/>
-          <w:szCs w:val="24"/>
-        </w:rPr>
-        <w:t xml:space="preserve"> </w:t>
+        <w:t xml:space="preserve">-based cart and checkout flow integrated with AWS Lambda and SQL/NoSQL </w:t>
       </w:r>
       <w:proofErr w:type="spellStart"/>
       <w:r>
@@ -2294,25 +1994,7 @@
           <w:sz w:val="24"/>
           <w:szCs w:val="24"/>
         </w:rPr>
-        <w:t xml:space="preserve"> 3 app deployed via </w:t>
-      </w:r>
-      <w:proofErr w:type="spellStart"/>
-      <w:r>
-        <w:rPr>
-          <w:rFonts w:ascii="Times New Roman" w:eastAsia="Times New Roman" w:hAnsi="Times New Roman" w:cs="Times New Roman"/>
-          <w:sz w:val="24"/>
-          <w:szCs w:val="24"/>
-        </w:rPr>
-        <w:t>Docker</w:t>
-      </w:r>
-      <w:proofErr w:type="spellEnd"/>
-      <w:r>
-        <w:rPr>
-          <w:rFonts w:ascii="Times New Roman" w:eastAsia="Times New Roman" w:hAnsi="Times New Roman" w:cs="Times New Roman"/>
-          <w:sz w:val="24"/>
-          <w:szCs w:val="24"/>
-        </w:rPr>
-        <w:t xml:space="preserve"> and served globally using AWS </w:t>
+        <w:t xml:space="preserve"> 3 app deployed via Docker and served globally using AWS </w:t>
       </w:r>
       <w:proofErr w:type="spellStart"/>
       <w:r>
@@ -2424,7 +2106,6 @@
           <w:szCs w:val="24"/>
         </w:rPr>
       </w:pPr>
-      <w:proofErr w:type="spellStart"/>
       <w:r>
         <w:rPr>
           <w:rFonts w:ascii="Times New Roman" w:eastAsia="Times New Roman" w:hAnsi="Times New Roman" w:cs="Times New Roman"/>
@@ -2433,18 +2114,7 @@
           <w:sz w:val="24"/>
           <w:szCs w:val="24"/>
         </w:rPr>
-        <w:t>Docker</w:t>
-      </w:r>
-      <w:proofErr w:type="spellEnd"/>
-      <w:r>
-        <w:rPr>
-          <w:rFonts w:ascii="Times New Roman" w:eastAsia="Times New Roman" w:hAnsi="Times New Roman" w:cs="Times New Roman"/>
-          <w:b/>
-          <w:bCs/>
-          <w:sz w:val="24"/>
-          <w:szCs w:val="24"/>
-        </w:rPr>
-        <w:t xml:space="preserve"> Certified Associate</w:t>
+        <w:t>Docker Certified Associate</w:t>
       </w:r>
     </w:p>
     <w:p>
@@ -7195,7 +6865,7 @@
 </file>
 
 <file path=customXml/itemProps1.xml><?xml version="1.0" encoding="utf-8"?>
-<ds:datastoreItem xmlns:ds="http://schemas.openxmlformats.org/officeDocument/2006/customXml" ds:itemID="{DDDBF5A4-E69F-4D2E-AE33-349D90EB4EC7}">
+<ds:datastoreItem xmlns:ds="http://schemas.openxmlformats.org/officeDocument/2006/customXml" ds:itemID="{14BDFF63-120B-4106-9997-BCBA3C081709}">
   <ds:schemaRefs>
     <ds:schemaRef ds:uri="http://schemas.openxmlformats.org/officeDocument/2006/bibliography"/>
   </ds:schemaRefs>
